--- a/sourse/python/Модели безопсности компьютерных систем/mbks_2/Отчет-2МБКС.docx
+++ b/sourse/python/Модели безопсности компьютерных систем/mbks_2/Отчет-2МБКС.docx
@@ -458,19 +458,7 @@
         <w:rPr>
           <w:rFonts w:cs="Times New Roman"/>
         </w:rPr>
-        <w:t xml:space="preserve"> 5131001/20</w:t>
-      </w:r>
-      <w:r>
-        <w:rPr>
-          <w:rFonts w:cs="Times New Roman"/>
-        </w:rPr>
-        <w:t>5</w:t>
-      </w:r>
-      <w:r>
-        <w:rPr>
-          <w:rFonts w:cs="Times New Roman"/>
-        </w:rPr>
-        <w:t>03</w:t>
+        <w:t xml:space="preserve"> </w:t>
       </w:r>
       <w:r>
         <w:rPr>
@@ -574,26 +562,6 @@
     </w:p>
     <w:p>
       <w:pPr>
-        <w:numPr>
-          <w:ilvl w:val="0"/>
-          <w:numId w:val="1"/>
-        </w:numPr>
-        <w:spacing w:before="240" w:after="200" w:line="240" w:lineRule="auto"/>
-        <w:ind w:left="567" w:firstLine="0"/>
-        <w:jc w:val="left"/>
-        <w:rPr>
-          <w:rFonts w:cs="Times New Roman"/>
-        </w:rPr>
-      </w:pPr>
-      <w:r>
-        <w:rPr>
-          <w:rFonts w:cs="Times New Roman"/>
-        </w:rPr>
-        <w:t>доцент</w:t>
-      </w:r>
-    </w:p>
-    <w:p>
-      <w:pPr>
         <w:tabs>
           <w:tab w:val="left" w:pos="3960"/>
           <w:tab w:val="left" w:pos="6840"/>
@@ -618,18 +586,20 @@
         <w:tab/>
         <w:t xml:space="preserve">       </w:t>
       </w:r>
-      <w:r>
+    </w:p>
+    <w:p>
+      <w:pPr>
+        <w:tabs>
+          <w:tab w:val="left" w:pos="3960"/>
+          <w:tab w:val="left" w:pos="6840"/>
+        </w:tabs>
+        <w:spacing w:after="200" w:line="240" w:lineRule="auto"/>
+        <w:ind w:left="-218" w:firstLine="0"/>
+        <w:jc w:val="left"/>
         <w:rPr>
           <w:rFonts w:cs="Times New Roman"/>
         </w:rPr>
-        <w:t>Жуковский Е.В</w:t>
-      </w:r>
-      <w:r>
-        <w:rPr>
-          <w:rFonts w:cs="Times New Roman"/>
-        </w:rPr>
-        <w:t>.</w:t>
-      </w:r>
+      </w:pPr>
     </w:p>
     <w:p>
       <w:pPr>
@@ -816,7 +786,6 @@
         <w:pStyle w:val="1"/>
       </w:pPr>
       <w:r>
-        <w:lastRenderedPageBreak/>
         <w:t>Основная часть</w:t>
       </w:r>
     </w:p>
@@ -1171,6 +1140,7 @@
         </w:rPr>
         <w:t xml:space="preserve">В этой библиотеке есть уязвимая конструкция </w:t>
       </w:r>
+      <w:proofErr w:type="spellStart"/>
       <w:r>
         <w:rPr>
           <w:rFonts w:eastAsia="Times New Roman" w:cs="Times New Roman"/>
@@ -1178,12 +1148,14 @@
         </w:rPr>
         <w:t>jmp</w:t>
       </w:r>
+      <w:proofErr w:type="spellEnd"/>
       <w:r>
         <w:rPr>
           <w:rFonts w:eastAsia="Times New Roman" w:cs="Times New Roman"/>
         </w:rPr>
         <w:t xml:space="preserve"> </w:t>
       </w:r>
+      <w:proofErr w:type="spellStart"/>
       <w:r>
         <w:rPr>
           <w:rFonts w:eastAsia="Times New Roman" w:cs="Times New Roman"/>
@@ -1191,6 +1163,7 @@
         </w:rPr>
         <w:t>esp</w:t>
       </w:r>
+      <w:proofErr w:type="spellEnd"/>
       <w:r>
         <w:rPr>
           <w:rFonts w:eastAsia="Times New Roman" w:cs="Times New Roman"/>
@@ -1240,6 +1213,7 @@
         </w:rPr>
         <w:t xml:space="preserve"> “</w:t>
       </w:r>
+      <w:proofErr w:type="gramStart"/>
       <w:r>
         <w:rPr>
           <w:rFonts w:eastAsia="Times New Roman" w:cs="Times New Roman"/>
@@ -1251,7 +1225,14 @@
         <w:rPr>
           <w:rFonts w:eastAsia="Times New Roman" w:cs="Times New Roman"/>
         </w:rPr>
-        <w:t>”*2512.</w:t>
+        <w:t>”*</w:t>
+      </w:r>
+      <w:proofErr w:type="gramEnd"/>
+      <w:r>
+        <w:rPr>
+          <w:rFonts w:eastAsia="Times New Roman" w:cs="Times New Roman"/>
+        </w:rPr>
+        <w:t>2512.</w:t>
       </w:r>
       <w:r>
         <w:rPr>
@@ -1265,6 +1246,7 @@
         </w:rPr>
         <w:t xml:space="preserve">конструкции </w:t>
       </w:r>
+      <w:proofErr w:type="spellStart"/>
       <w:r>
         <w:rPr>
           <w:rFonts w:eastAsia="Times New Roman" w:cs="Times New Roman"/>
@@ -1272,12 +1254,14 @@
         </w:rPr>
         <w:t>jmp</w:t>
       </w:r>
+      <w:proofErr w:type="spellEnd"/>
       <w:r>
         <w:rPr>
           <w:rFonts w:eastAsia="Times New Roman" w:cs="Times New Roman"/>
         </w:rPr>
         <w:t xml:space="preserve"> </w:t>
       </w:r>
+      <w:proofErr w:type="spellStart"/>
       <w:r>
         <w:rPr>
           <w:rFonts w:eastAsia="Times New Roman" w:cs="Times New Roman"/>
@@ -1285,6 +1269,7 @@
         </w:rPr>
         <w:t>esp</w:t>
       </w:r>
+      <w:proofErr w:type="spellEnd"/>
       <w:r>
         <w:rPr>
           <w:rFonts w:eastAsia="Times New Roman" w:cs="Times New Roman"/>
@@ -1297,6 +1282,7 @@
         </w:rPr>
         <w:t xml:space="preserve"> которая находится в </w:t>
       </w:r>
+      <w:proofErr w:type="spellStart"/>
       <w:r>
         <w:rPr>
           <w:rFonts w:eastAsia="Times New Roman" w:cs="Times New Roman"/>
@@ -1304,12 +1290,14 @@
         </w:rPr>
         <w:t>func</w:t>
       </w:r>
+      <w:proofErr w:type="spellEnd"/>
       <w:r>
         <w:rPr>
           <w:rFonts w:eastAsia="Times New Roman" w:cs="Times New Roman"/>
         </w:rPr>
         <w:t>.</w:t>
       </w:r>
+      <w:proofErr w:type="spellStart"/>
       <w:r>
         <w:rPr>
           <w:rFonts w:eastAsia="Times New Roman" w:cs="Times New Roman"/>
@@ -1317,12 +1305,14 @@
         </w:rPr>
         <w:t>dll</w:t>
       </w:r>
+      <w:proofErr w:type="spellEnd"/>
       <w:r>
         <w:rPr>
           <w:rFonts w:eastAsia="Times New Roman" w:cs="Times New Roman"/>
         </w:rPr>
         <w:t xml:space="preserve">. Итого, </w:t>
       </w:r>
+      <w:proofErr w:type="spellStart"/>
       <w:r>
         <w:rPr>
           <w:rFonts w:eastAsia="Times New Roman" w:cs="Times New Roman"/>
@@ -1330,6 +1320,7 @@
         </w:rPr>
         <w:t>eip</w:t>
       </w:r>
+      <w:proofErr w:type="spellEnd"/>
       <w:r>
         <w:rPr>
           <w:rFonts w:eastAsia="Times New Roman" w:cs="Times New Roman"/>
@@ -1355,7 +1346,6 @@
         <w:rPr>
           <w:noProof/>
         </w:rPr>
-        <w:lastRenderedPageBreak/>
         <w:drawing>
           <wp:inline distT="0" distB="0" distL="0" distR="0" wp14:anchorId="04A28F53" wp14:editId="12179935">
             <wp:extent cx="4044362" cy="3565698"/>
@@ -1644,18 +1634,22 @@
                               </w:rPr>
                               <w:t>9\</w:t>
                             </w:r>
+                            <w:proofErr w:type="spellStart"/>
                             <w:r>
                               <w:t>xf</w:t>
                             </w:r>
+                            <w:proofErr w:type="spellEnd"/>
                             <w:r>
                               <w:rPr>
                                 <w:lang w:val="ru-RU"/>
                               </w:rPr>
                               <w:t>7\</w:t>
                             </w:r>
+                            <w:proofErr w:type="spellStart"/>
                             <w:r>
                               <w:t>xe</w:t>
                             </w:r>
+                            <w:proofErr w:type="spellEnd"/>
                             <w:r>
                               <w:rPr>
                                 <w:lang w:val="ru-RU"/>
@@ -1788,9 +1782,11 @@
                               </w:rPr>
                               <w:t>14\</w:t>
                             </w:r>
+                            <w:proofErr w:type="spellStart"/>
                             <w:r>
                               <w:t>xad</w:t>
                             </w:r>
+                            <w:proofErr w:type="spellEnd"/>
                             <w:r>
                               <w:rPr>
                                 <w:lang w:val="ru-RU"/>
@@ -1806,9 +1802,11 @@
                               </w:rPr>
                               <w:t>96\</w:t>
                             </w:r>
+                            <w:proofErr w:type="spellStart"/>
                             <w:r>
                               <w:t>xad</w:t>
                             </w:r>
+                            <w:proofErr w:type="spellEnd"/>
                             <w:r>
                               <w:rPr>
                                 <w:lang w:val="ru-RU"/>
@@ -1905,9 +1903,11 @@
                               </w:rPr>
                               <w:t>01\</w:t>
                             </w:r>
+                            <w:proofErr w:type="spellStart"/>
                             <w:r>
                               <w:t>xda</w:t>
                             </w:r>
+                            <w:proofErr w:type="spellEnd"/>
                             <w:r>
                               <w:rPr>
                                 <w:lang w:val="ru-RU"/>
@@ -1959,9 +1959,11 @@
                               </w:rPr>
                               <w:t>01\</w:t>
                             </w:r>
+                            <w:proofErr w:type="spellStart"/>
                             <w:r>
                               <w:t>xda</w:t>
                             </w:r>
+                            <w:proofErr w:type="spellEnd"/>
                             <w:r>
                               <w:rPr>
                                 <w:lang w:val="ru-RU"/>
@@ -2013,9 +2015,11 @@
                               </w:rPr>
                               <w:t>01\</w:t>
                             </w:r>
+                            <w:proofErr w:type="spellStart"/>
                             <w:r>
                               <w:t>xde</w:t>
                             </w:r>
+                            <w:proofErr w:type="spellEnd"/>
                             <w:r>
                               <w:rPr>
                                 <w:lang w:val="ru-RU"/>
@@ -2049,9 +2053,11 @@
                               </w:rPr>
                               <w:t>41\</w:t>
                             </w:r>
+                            <w:proofErr w:type="spellStart"/>
                             <w:r>
                               <w:t>xad</w:t>
                             </w:r>
+                            <w:proofErr w:type="spellEnd"/>
                             <w:r>
                               <w:rPr>
                                 <w:lang w:val="ru-RU"/>
@@ -2067,9 +2073,11 @@
                               </w:rPr>
                               <w:t>01\</w:t>
                             </w:r>
+                            <w:proofErr w:type="spellStart"/>
                             <w:r>
                               <w:t>xd</w:t>
                             </w:r>
+                            <w:proofErr w:type="spellEnd"/>
                             <w:r>
                               <w:rPr>
                                 <w:lang w:val="ru-RU"/>
@@ -2139,9 +2147,11 @@
                               </w:rPr>
                               <w:t>75\</w:t>
                             </w:r>
+                            <w:proofErr w:type="spellStart"/>
                             <w:r>
                               <w:t>xf</w:t>
                             </w:r>
+                            <w:proofErr w:type="spellEnd"/>
                             <w:r>
                               <w:rPr>
                                 <w:lang w:val="ru-RU"/>
@@ -2229,9 +2239,11 @@
                               </w:rPr>
                               <w:t>75\</w:t>
                             </w:r>
+                            <w:proofErr w:type="spellStart"/>
                             <w:r>
                               <w:t>xeb</w:t>
                             </w:r>
+                            <w:proofErr w:type="spellEnd"/>
                             <w:r>
                               <w:rPr>
                                 <w:lang w:val="ru-RU"/>
@@ -2310,9 +2322,11 @@
                               </w:rPr>
                               <w:t>75\</w:t>
                             </w:r>
+                            <w:proofErr w:type="spellStart"/>
                             <w:r>
                               <w:t>xe</w:t>
                             </w:r>
+                            <w:proofErr w:type="spellEnd"/>
                             <w:r>
                               <w:rPr>
                                 <w:lang w:val="ru-RU"/>
@@ -2364,9 +2378,11 @@
                               </w:rPr>
                               <w:t>01\</w:t>
                             </w:r>
+                            <w:proofErr w:type="spellStart"/>
                             <w:r>
                               <w:t>xde</w:t>
                             </w:r>
+                            <w:proofErr w:type="spellEnd"/>
                             <w:r>
                               <w:rPr>
                                 <w:lang w:val="ru-RU"/>
@@ -2499,9 +2515,11 @@
                               </w:rPr>
                               <w:t>01\</w:t>
                             </w:r>
+                            <w:proofErr w:type="spellStart"/>
                             <w:r>
                               <w:t>xde</w:t>
                             </w:r>
+                            <w:proofErr w:type="spellEnd"/>
                             <w:r>
                               <w:rPr>
                                 <w:lang w:val="ru-RU"/>
@@ -2562,9 +2580,11 @@
                               </w:rPr>
                               <w:t>01\</w:t>
                             </w:r>
+                            <w:proofErr w:type="spellStart"/>
                             <w:r>
                               <w:t>xda</w:t>
                             </w:r>
+                            <w:proofErr w:type="spellEnd"/>
                             <w:r>
                               <w:rPr>
                                 <w:lang w:val="ru-RU"/>
@@ -2580,9 +2600,11 @@
                               </w:rPr>
                               <w:t>89\</w:t>
                             </w:r>
+                            <w:proofErr w:type="spellStart"/>
                             <w:r>
                               <w:t>xd</w:t>
                             </w:r>
+                            <w:proofErr w:type="spellEnd"/>
                             <w:r>
                               <w:rPr>
                                 <w:lang w:val="ru-RU"/>
@@ -2796,18 +2818,22 @@
                               </w:rPr>
                               <w:t>53\</w:t>
                             </w:r>
+                            <w:proofErr w:type="spellStart"/>
                             <w:r>
                               <w:t>xff</w:t>
                             </w:r>
+                            <w:proofErr w:type="spellEnd"/>
                             <w:r>
                               <w:rPr>
                                 <w:lang w:val="ru-RU"/>
                               </w:rPr>
                               <w:t>\</w:t>
                             </w:r>
+                            <w:proofErr w:type="spellStart"/>
                             <w:r>
                               <w:t>xd</w:t>
                             </w:r>
+                            <w:proofErr w:type="spellEnd"/>
                             <w:r>
                               <w:rPr>
                                 <w:lang w:val="ru-RU"/>
@@ -3057,18 +3083,22 @@
                               </w:rPr>
                               <w:t>54\</w:t>
                             </w:r>
+                            <w:proofErr w:type="spellStart"/>
                             <w:r>
                               <w:t>xff</w:t>
                             </w:r>
+                            <w:proofErr w:type="spellEnd"/>
                             <w:r>
                               <w:rPr>
                                 <w:lang w:val="ru-RU"/>
                               </w:rPr>
                               <w:t>\</w:t>
                             </w:r>
+                            <w:proofErr w:type="spellStart"/>
                             <w:r>
                               <w:t>xd</w:t>
                             </w:r>
+                            <w:proofErr w:type="spellEnd"/>
                             <w:r>
                               <w:rPr>
                                 <w:lang w:val="ru-RU"/>
@@ -3309,18 +3339,22 @@
                               </w:rPr>
                               <w:t>50\</w:t>
                             </w:r>
+                            <w:proofErr w:type="spellStart"/>
                             <w:r>
                               <w:t>xff</w:t>
                             </w:r>
+                            <w:proofErr w:type="spellEnd"/>
                             <w:r>
                               <w:rPr>
                                 <w:lang w:val="ru-RU"/>
                               </w:rPr>
                               <w:t>\</w:t>
                             </w:r>
+                            <w:proofErr w:type="spellStart"/>
                             <w:r>
                               <w:t>xd</w:t>
                             </w:r>
+                            <w:proofErr w:type="spellEnd"/>
                             <w:r>
                               <w:rPr>
                                 <w:lang w:val="ru-RU"/>
@@ -3552,18 +3586,22 @@
                               </w:rPr>
                               <w:t>53\</w:t>
                             </w:r>
+                            <w:proofErr w:type="spellStart"/>
                             <w:r>
                               <w:t>xFF</w:t>
                             </w:r>
+                            <w:proofErr w:type="spellEnd"/>
                             <w:r>
                               <w:rPr>
                                 <w:lang w:val="ru-RU"/>
                               </w:rPr>
                               <w:t>\</w:t>
                             </w:r>
+                            <w:proofErr w:type="spellStart"/>
                             <w:r>
                               <w:t>xD</w:t>
                             </w:r>
+                            <w:proofErr w:type="spellEnd"/>
                             <w:r>
                               <w:rPr>
                                 <w:lang w:val="ru-RU"/>
@@ -3579,9 +3617,11 @@
                               </w:rPr>
                               <w:t>83\</w:t>
                             </w:r>
+                            <w:proofErr w:type="spellStart"/>
                             <w:r>
                               <w:t>xEC</w:t>
                             </w:r>
+                            <w:proofErr w:type="spellEnd"/>
                             <w:r>
                               <w:rPr>
                                 <w:lang w:val="ru-RU"/>
@@ -3606,9 +3646,11 @@
                               </w:rPr>
                               <w:t>89\</w:t>
                             </w:r>
+                            <w:proofErr w:type="spellStart"/>
                             <w:r>
                               <w:t>xE</w:t>
                             </w:r>
+                            <w:proofErr w:type="spellEnd"/>
                             <w:r>
                               <w:rPr>
                                 <w:lang w:val="ru-RU"/>
@@ -3624,18 +3666,22 @@
                               </w:rPr>
                               <w:t>53\</w:t>
                             </w:r>
+                            <w:proofErr w:type="spellStart"/>
                             <w:r>
                               <w:t>xFF</w:t>
                             </w:r>
+                            <w:proofErr w:type="spellEnd"/>
                             <w:r>
                               <w:rPr>
                                 <w:lang w:val="ru-RU"/>
                               </w:rPr>
                               <w:t>\</w:t>
                             </w:r>
+                            <w:proofErr w:type="spellStart"/>
                             <w:r>
                               <w:t>xD</w:t>
                             </w:r>
+                            <w:proofErr w:type="spellEnd"/>
                             <w:r>
                               <w:rPr>
                                 <w:lang w:val="ru-RU"/>
@@ -3732,9 +3778,11 @@
                               </w:rPr>
                               <w:t>\</w:t>
                             </w:r>
+                            <w:proofErr w:type="spellStart"/>
                             <w:r>
                               <w:t>xb</w:t>
                             </w:r>
+                            <w:proofErr w:type="spellEnd"/>
                             <w:r>
                               <w:rPr>
                                 <w:lang w:val="ru-RU"/>
@@ -3768,9 +3816,11 @@
                               </w:rPr>
                               <w:t>90\</w:t>
                             </w:r>
+                            <w:proofErr w:type="spellStart"/>
                             <w:r>
                               <w:t>xB</w:t>
                             </w:r>
+                            <w:proofErr w:type="spellEnd"/>
                             <w:r>
                               <w:rPr>
                                 <w:lang w:val="ru-RU"/>
@@ -3795,18 +3845,22 @@
                               </w:rPr>
                               <w:t>\</w:t>
                             </w:r>
+                            <w:proofErr w:type="spellStart"/>
                             <w:r>
                               <w:t>xF</w:t>
                             </w:r>
+                            <w:proofErr w:type="spellEnd"/>
                             <w:r>
                               <w:rPr>
                                 <w:lang w:val="ru-RU"/>
                               </w:rPr>
                               <w:t>6\</w:t>
                             </w:r>
+                            <w:proofErr w:type="spellStart"/>
                             <w:r>
                               <w:t>xF</w:t>
                             </w:r>
+                            <w:proofErr w:type="spellEnd"/>
                             <w:r>
                               <w:rPr>
                                 <w:lang w:val="ru-RU"/>
@@ -3822,9 +3876,11 @@
                               </w:rPr>
                               <w:t>80\</w:t>
                             </w:r>
+                            <w:proofErr w:type="spellStart"/>
                             <w:r>
                               <w:t>xC</w:t>
                             </w:r>
+                            <w:proofErr w:type="spellEnd"/>
                             <w:r>
                               <w:rPr>
                                 <w:lang w:val="ru-RU"/>
@@ -3939,9 +3995,11 @@
                               </w:rPr>
                               <w:t>\</w:t>
                             </w:r>
+                            <w:proofErr w:type="spellStart"/>
                             <w:r>
                               <w:t>xB</w:t>
                             </w:r>
+                            <w:proofErr w:type="spellEnd"/>
                             <w:r>
                               <w:rPr>
                                 <w:lang w:val="ru-RU"/>
@@ -3966,9 +4024,11 @@
                               </w:rPr>
                               <w:t>06\</w:t>
                             </w:r>
+                            <w:proofErr w:type="spellStart"/>
                             <w:r>
                               <w:t>xB</w:t>
                             </w:r>
+                            <w:proofErr w:type="spellEnd"/>
                             <w:r>
                               <w:rPr>
                                 <w:lang w:val="ru-RU"/>
@@ -3993,18 +4053,22 @@
                               </w:rPr>
                               <w:t>\</w:t>
                             </w:r>
+                            <w:proofErr w:type="spellStart"/>
                             <w:r>
                               <w:t>xF</w:t>
                             </w:r>
+                            <w:proofErr w:type="spellEnd"/>
                             <w:r>
                               <w:rPr>
                                 <w:lang w:val="ru-RU"/>
                               </w:rPr>
                               <w:t>6\</w:t>
                             </w:r>
+                            <w:proofErr w:type="spellStart"/>
                             <w:r>
                               <w:t>xF</w:t>
                             </w:r>
+                            <w:proofErr w:type="spellEnd"/>
                             <w:r>
                               <w:rPr>
                                 <w:lang w:val="ru-RU"/>
@@ -4020,9 +4084,11 @@
                               </w:rPr>
                               <w:t>80\</w:t>
                             </w:r>
+                            <w:proofErr w:type="spellStart"/>
                             <w:r>
                               <w:t>xC</w:t>
                             </w:r>
+                            <w:proofErr w:type="spellEnd"/>
                             <w:r>
                               <w:rPr>
                                 <w:lang w:val="ru-RU"/>
@@ -4128,9 +4194,11 @@
                               </w:rPr>
                               <w:t>89\</w:t>
                             </w:r>
+                            <w:proofErr w:type="spellStart"/>
                             <w:r>
                               <w:t>xE</w:t>
                             </w:r>
+                            <w:proofErr w:type="spellEnd"/>
                             <w:r>
                               <w:rPr>
                                 <w:lang w:val="ru-RU"/>
@@ -4146,9 +4214,11 @@
                               </w:rPr>
                               <w:t>31\</w:t>
                             </w:r>
+                            <w:proofErr w:type="spellStart"/>
                             <w:r>
                               <w:t>xC</w:t>
                             </w:r>
+                            <w:proofErr w:type="spellEnd"/>
                             <w:r>
                               <w:rPr>
                                 <w:lang w:val="ru-RU"/>
@@ -4245,9 +4315,11 @@
                               </w:rPr>
                               <w:t>89\</w:t>
                             </w:r>
+                            <w:proofErr w:type="spellStart"/>
                             <w:r>
                               <w:t>xE</w:t>
                             </w:r>
+                            <w:proofErr w:type="spellEnd"/>
                             <w:r>
                               <w:rPr>
                                 <w:lang w:val="ru-RU"/>
@@ -4326,18 +4398,22 @@
                               </w:rPr>
                               <w:t>00\</w:t>
                             </w:r>
+                            <w:proofErr w:type="spellStart"/>
                             <w:r>
                               <w:t>xFF</w:t>
                             </w:r>
+                            <w:proofErr w:type="spellEnd"/>
                             <w:r>
                               <w:rPr>
                                 <w:lang w:val="ru-RU"/>
                               </w:rPr>
                               <w:t>\</w:t>
                             </w:r>
+                            <w:proofErr w:type="spellStart"/>
                             <w:r>
                               <w:t>xD</w:t>
                             </w:r>
+                            <w:proofErr w:type="spellEnd"/>
                             <w:r>
                               <w:rPr>
                                 <w:lang w:val="ru-RU"/>
@@ -4569,18 +4645,22 @@
                               </w:rPr>
                               <w:t>53\</w:t>
                             </w:r>
+                            <w:proofErr w:type="spellStart"/>
                             <w:r>
                               <w:t>xff</w:t>
                             </w:r>
+                            <w:proofErr w:type="spellEnd"/>
                             <w:r>
                               <w:rPr>
                                 <w:lang w:val="ru-RU"/>
                               </w:rPr>
                               <w:t>\</w:t>
                             </w:r>
+                            <w:proofErr w:type="spellStart"/>
                             <w:r>
                               <w:t>xd</w:t>
                             </w:r>
+                            <w:proofErr w:type="spellEnd"/>
                             <w:r>
                               <w:rPr>
                                 <w:lang w:val="ru-RU"/>
@@ -4614,18 +4694,22 @@
                               </w:rPr>
                               <w:t>51\</w:t>
                             </w:r>
+                            <w:proofErr w:type="spellStart"/>
                             <w:r>
                               <w:t>xff</w:t>
                             </w:r>
+                            <w:proofErr w:type="spellEnd"/>
                             <w:r>
                               <w:rPr>
                                 <w:lang w:val="ru-RU"/>
                               </w:rPr>
                               <w:t>\</w:t>
                             </w:r>
+                            <w:proofErr w:type="spellStart"/>
                             <w:r>
                               <w:t>xd</w:t>
                             </w:r>
+                            <w:proofErr w:type="spellEnd"/>
                             <w:r>
                               <w:rPr>
                                 <w:lang w:val="ru-RU"/>
@@ -4680,6 +4764,7 @@
                               </w:rPr>
                               <w:t xml:space="preserve"> </w:t>
                             </w:r>
+                            <w:proofErr w:type="gramStart"/>
                             <w:r>
                               <w:t>open</w:t>
                             </w:r>
@@ -4687,7 +4772,14 @@
                               <w:rPr>
                                 <w:lang w:val="ru-RU"/>
                               </w:rPr>
-                              <w:t>("</w:t>
+                              <w:t>(</w:t>
+                            </w:r>
+                            <w:proofErr w:type="gramEnd"/>
+                            <w:r>
+                              <w:rPr>
+                                <w:lang w:val="ru-RU"/>
+                              </w:rPr>
+                              <w:t>"</w:t>
                             </w:r>
                             <w:r>
                               <w:t>config</w:t>
@@ -4748,8 +4840,15 @@
                               </w:rPr>
                               <w:t xml:space="preserve"> </w:t>
                             </w:r>
-                            <w:r>
-                              <w:t>f.writeshell)</w:t>
+                            <w:proofErr w:type="spellStart"/>
+                            <w:proofErr w:type="gramStart"/>
+                            <w:r>
+                              <w:t>f.writeshell</w:t>
+                            </w:r>
+                            <w:proofErr w:type="spellEnd"/>
+                            <w:proofErr w:type="gramEnd"/>
+                            <w:r>
+                              <w:t>)</w:t>
                             </w:r>
                           </w:p>
                         </w:txbxContent>
@@ -4837,18 +4936,22 @@
                         </w:rPr>
                         <w:t>9\</w:t>
                       </w:r>
+                      <w:proofErr w:type="spellStart"/>
                       <w:r>
                         <w:t>xf</w:t>
                       </w:r>
+                      <w:proofErr w:type="spellEnd"/>
                       <w:r>
                         <w:rPr>
                           <w:lang w:val="ru-RU"/>
                         </w:rPr>
                         <w:t>7\</w:t>
                       </w:r>
+                      <w:proofErr w:type="spellStart"/>
                       <w:r>
                         <w:t>xe</w:t>
                       </w:r>
+                      <w:proofErr w:type="spellEnd"/>
                       <w:r>
                         <w:rPr>
                           <w:lang w:val="ru-RU"/>
@@ -4981,9 +5084,11 @@
                         </w:rPr>
                         <w:t>14\</w:t>
                       </w:r>
+                      <w:proofErr w:type="spellStart"/>
                       <w:r>
                         <w:t>xad</w:t>
                       </w:r>
+                      <w:proofErr w:type="spellEnd"/>
                       <w:r>
                         <w:rPr>
                           <w:lang w:val="ru-RU"/>
@@ -4999,9 +5104,11 @@
                         </w:rPr>
                         <w:t>96\</w:t>
                       </w:r>
+                      <w:proofErr w:type="spellStart"/>
                       <w:r>
                         <w:t>xad</w:t>
                       </w:r>
+                      <w:proofErr w:type="spellEnd"/>
                       <w:r>
                         <w:rPr>
                           <w:lang w:val="ru-RU"/>
@@ -5098,9 +5205,11 @@
                         </w:rPr>
                         <w:t>01\</w:t>
                       </w:r>
+                      <w:proofErr w:type="spellStart"/>
                       <w:r>
                         <w:t>xda</w:t>
                       </w:r>
+                      <w:proofErr w:type="spellEnd"/>
                       <w:r>
                         <w:rPr>
                           <w:lang w:val="ru-RU"/>
@@ -5152,9 +5261,11 @@
                         </w:rPr>
                         <w:t>01\</w:t>
                       </w:r>
+                      <w:proofErr w:type="spellStart"/>
                       <w:r>
                         <w:t>xda</w:t>
                       </w:r>
+                      <w:proofErr w:type="spellEnd"/>
                       <w:r>
                         <w:rPr>
                           <w:lang w:val="ru-RU"/>
@@ -5206,9 +5317,11 @@
                         </w:rPr>
                         <w:t>01\</w:t>
                       </w:r>
+                      <w:proofErr w:type="spellStart"/>
                       <w:r>
                         <w:t>xde</w:t>
                       </w:r>
+                      <w:proofErr w:type="spellEnd"/>
                       <w:r>
                         <w:rPr>
                           <w:lang w:val="ru-RU"/>
@@ -5242,9 +5355,11 @@
                         </w:rPr>
                         <w:t>41\</w:t>
                       </w:r>
+                      <w:proofErr w:type="spellStart"/>
                       <w:r>
                         <w:t>xad</w:t>
                       </w:r>
+                      <w:proofErr w:type="spellEnd"/>
                       <w:r>
                         <w:rPr>
                           <w:lang w:val="ru-RU"/>
@@ -5260,9 +5375,11 @@
                         </w:rPr>
                         <w:t>01\</w:t>
                       </w:r>
+                      <w:proofErr w:type="spellStart"/>
                       <w:r>
                         <w:t>xd</w:t>
                       </w:r>
+                      <w:proofErr w:type="spellEnd"/>
                       <w:r>
                         <w:rPr>
                           <w:lang w:val="ru-RU"/>
@@ -5332,9 +5449,11 @@
                         </w:rPr>
                         <w:t>75\</w:t>
                       </w:r>
+                      <w:proofErr w:type="spellStart"/>
                       <w:r>
                         <w:t>xf</w:t>
                       </w:r>
+                      <w:proofErr w:type="spellEnd"/>
                       <w:r>
                         <w:rPr>
                           <w:lang w:val="ru-RU"/>
@@ -5422,9 +5541,11 @@
                         </w:rPr>
                         <w:t>75\</w:t>
                       </w:r>
+                      <w:proofErr w:type="spellStart"/>
                       <w:r>
                         <w:t>xeb</w:t>
                       </w:r>
+                      <w:proofErr w:type="spellEnd"/>
                       <w:r>
                         <w:rPr>
                           <w:lang w:val="ru-RU"/>
@@ -5503,9 +5624,11 @@
                         </w:rPr>
                         <w:t>75\</w:t>
                       </w:r>
+                      <w:proofErr w:type="spellStart"/>
                       <w:r>
                         <w:t>xe</w:t>
                       </w:r>
+                      <w:proofErr w:type="spellEnd"/>
                       <w:r>
                         <w:rPr>
                           <w:lang w:val="ru-RU"/>
@@ -5557,9 +5680,11 @@
                         </w:rPr>
                         <w:t>01\</w:t>
                       </w:r>
+                      <w:proofErr w:type="spellStart"/>
                       <w:r>
                         <w:t>xde</w:t>
                       </w:r>
+                      <w:proofErr w:type="spellEnd"/>
                       <w:r>
                         <w:rPr>
                           <w:lang w:val="ru-RU"/>
@@ -5692,9 +5817,11 @@
                         </w:rPr>
                         <w:t>01\</w:t>
                       </w:r>
+                      <w:proofErr w:type="spellStart"/>
                       <w:r>
                         <w:t>xde</w:t>
                       </w:r>
+                      <w:proofErr w:type="spellEnd"/>
                       <w:r>
                         <w:rPr>
                           <w:lang w:val="ru-RU"/>
@@ -5755,9 +5882,11 @@
                         </w:rPr>
                         <w:t>01\</w:t>
                       </w:r>
+                      <w:proofErr w:type="spellStart"/>
                       <w:r>
                         <w:t>xda</w:t>
                       </w:r>
+                      <w:proofErr w:type="spellEnd"/>
                       <w:r>
                         <w:rPr>
                           <w:lang w:val="ru-RU"/>
@@ -5773,9 +5902,11 @@
                         </w:rPr>
                         <w:t>89\</w:t>
                       </w:r>
+                      <w:proofErr w:type="spellStart"/>
                       <w:r>
                         <w:t>xd</w:t>
                       </w:r>
+                      <w:proofErr w:type="spellEnd"/>
                       <w:r>
                         <w:rPr>
                           <w:lang w:val="ru-RU"/>
@@ -5989,18 +6120,22 @@
                         </w:rPr>
                         <w:t>53\</w:t>
                       </w:r>
+                      <w:proofErr w:type="spellStart"/>
                       <w:r>
                         <w:t>xff</w:t>
                       </w:r>
+                      <w:proofErr w:type="spellEnd"/>
                       <w:r>
                         <w:rPr>
                           <w:lang w:val="ru-RU"/>
                         </w:rPr>
                         <w:t>\</w:t>
                       </w:r>
+                      <w:proofErr w:type="spellStart"/>
                       <w:r>
                         <w:t>xd</w:t>
                       </w:r>
+                      <w:proofErr w:type="spellEnd"/>
                       <w:r>
                         <w:rPr>
                           <w:lang w:val="ru-RU"/>
@@ -6250,18 +6385,22 @@
                         </w:rPr>
                         <w:t>54\</w:t>
                       </w:r>
+                      <w:proofErr w:type="spellStart"/>
                       <w:r>
                         <w:t>xff</w:t>
                       </w:r>
+                      <w:proofErr w:type="spellEnd"/>
                       <w:r>
                         <w:rPr>
                           <w:lang w:val="ru-RU"/>
                         </w:rPr>
                         <w:t>\</w:t>
                       </w:r>
+                      <w:proofErr w:type="spellStart"/>
                       <w:r>
                         <w:t>xd</w:t>
                       </w:r>
+                      <w:proofErr w:type="spellEnd"/>
                       <w:r>
                         <w:rPr>
                           <w:lang w:val="ru-RU"/>
@@ -6502,18 +6641,22 @@
                         </w:rPr>
                         <w:t>50\</w:t>
                       </w:r>
+                      <w:proofErr w:type="spellStart"/>
                       <w:r>
                         <w:t>xff</w:t>
                       </w:r>
+                      <w:proofErr w:type="spellEnd"/>
                       <w:r>
                         <w:rPr>
                           <w:lang w:val="ru-RU"/>
                         </w:rPr>
                         <w:t>\</w:t>
                       </w:r>
+                      <w:proofErr w:type="spellStart"/>
                       <w:r>
                         <w:t>xd</w:t>
                       </w:r>
+                      <w:proofErr w:type="spellEnd"/>
                       <w:r>
                         <w:rPr>
                           <w:lang w:val="ru-RU"/>
@@ -6745,18 +6888,22 @@
                         </w:rPr>
                         <w:t>53\</w:t>
                       </w:r>
+                      <w:proofErr w:type="spellStart"/>
                       <w:r>
                         <w:t>xFF</w:t>
                       </w:r>
+                      <w:proofErr w:type="spellEnd"/>
                       <w:r>
                         <w:rPr>
                           <w:lang w:val="ru-RU"/>
                         </w:rPr>
                         <w:t>\</w:t>
                       </w:r>
+                      <w:proofErr w:type="spellStart"/>
                       <w:r>
                         <w:t>xD</w:t>
                       </w:r>
+                      <w:proofErr w:type="spellEnd"/>
                       <w:r>
                         <w:rPr>
                           <w:lang w:val="ru-RU"/>
@@ -6772,9 +6919,11 @@
                         </w:rPr>
                         <w:t>83\</w:t>
                       </w:r>
+                      <w:proofErr w:type="spellStart"/>
                       <w:r>
                         <w:t>xEC</w:t>
                       </w:r>
+                      <w:proofErr w:type="spellEnd"/>
                       <w:r>
                         <w:rPr>
                           <w:lang w:val="ru-RU"/>
@@ -6799,9 +6948,11 @@
                         </w:rPr>
                         <w:t>89\</w:t>
                       </w:r>
+                      <w:proofErr w:type="spellStart"/>
                       <w:r>
                         <w:t>xE</w:t>
                       </w:r>
+                      <w:proofErr w:type="spellEnd"/>
                       <w:r>
                         <w:rPr>
                           <w:lang w:val="ru-RU"/>
@@ -6817,18 +6968,22 @@
                         </w:rPr>
                         <w:t>53\</w:t>
                       </w:r>
+                      <w:proofErr w:type="spellStart"/>
                       <w:r>
                         <w:t>xFF</w:t>
                       </w:r>
+                      <w:proofErr w:type="spellEnd"/>
                       <w:r>
                         <w:rPr>
                           <w:lang w:val="ru-RU"/>
                         </w:rPr>
                         <w:t>\</w:t>
                       </w:r>
+                      <w:proofErr w:type="spellStart"/>
                       <w:r>
                         <w:t>xD</w:t>
                       </w:r>
+                      <w:proofErr w:type="spellEnd"/>
                       <w:r>
                         <w:rPr>
                           <w:lang w:val="ru-RU"/>
@@ -6925,9 +7080,11 @@
                         </w:rPr>
                         <w:t>\</w:t>
                       </w:r>
+                      <w:proofErr w:type="spellStart"/>
                       <w:r>
                         <w:t>xb</w:t>
                       </w:r>
+                      <w:proofErr w:type="spellEnd"/>
                       <w:r>
                         <w:rPr>
                           <w:lang w:val="ru-RU"/>
@@ -6961,9 +7118,11 @@
                         </w:rPr>
                         <w:t>90\</w:t>
                       </w:r>
+                      <w:proofErr w:type="spellStart"/>
                       <w:r>
                         <w:t>xB</w:t>
                       </w:r>
+                      <w:proofErr w:type="spellEnd"/>
                       <w:r>
                         <w:rPr>
                           <w:lang w:val="ru-RU"/>
@@ -6988,18 +7147,22 @@
                         </w:rPr>
                         <w:t>\</w:t>
                       </w:r>
+                      <w:proofErr w:type="spellStart"/>
                       <w:r>
                         <w:t>xF</w:t>
                       </w:r>
+                      <w:proofErr w:type="spellEnd"/>
                       <w:r>
                         <w:rPr>
                           <w:lang w:val="ru-RU"/>
                         </w:rPr>
                         <w:t>6\</w:t>
                       </w:r>
+                      <w:proofErr w:type="spellStart"/>
                       <w:r>
                         <w:t>xF</w:t>
                       </w:r>
+                      <w:proofErr w:type="spellEnd"/>
                       <w:r>
                         <w:rPr>
                           <w:lang w:val="ru-RU"/>
@@ -7015,9 +7178,11 @@
                         </w:rPr>
                         <w:t>80\</w:t>
                       </w:r>
+                      <w:proofErr w:type="spellStart"/>
                       <w:r>
                         <w:t>xC</w:t>
                       </w:r>
+                      <w:proofErr w:type="spellEnd"/>
                       <w:r>
                         <w:rPr>
                           <w:lang w:val="ru-RU"/>
@@ -7132,9 +7297,11 @@
                         </w:rPr>
                         <w:t>\</w:t>
                       </w:r>
+                      <w:proofErr w:type="spellStart"/>
                       <w:r>
                         <w:t>xB</w:t>
                       </w:r>
+                      <w:proofErr w:type="spellEnd"/>
                       <w:r>
                         <w:rPr>
                           <w:lang w:val="ru-RU"/>
@@ -7159,9 +7326,11 @@
                         </w:rPr>
                         <w:t>06\</w:t>
                       </w:r>
+                      <w:proofErr w:type="spellStart"/>
                       <w:r>
                         <w:t>xB</w:t>
                       </w:r>
+                      <w:proofErr w:type="spellEnd"/>
                       <w:r>
                         <w:rPr>
                           <w:lang w:val="ru-RU"/>
@@ -7186,18 +7355,22 @@
                         </w:rPr>
                         <w:t>\</w:t>
                       </w:r>
+                      <w:proofErr w:type="spellStart"/>
                       <w:r>
                         <w:t>xF</w:t>
                       </w:r>
+                      <w:proofErr w:type="spellEnd"/>
                       <w:r>
                         <w:rPr>
                           <w:lang w:val="ru-RU"/>
                         </w:rPr>
                         <w:t>6\</w:t>
                       </w:r>
+                      <w:proofErr w:type="spellStart"/>
                       <w:r>
                         <w:t>xF</w:t>
                       </w:r>
+                      <w:proofErr w:type="spellEnd"/>
                       <w:r>
                         <w:rPr>
                           <w:lang w:val="ru-RU"/>
@@ -7213,9 +7386,11 @@
                         </w:rPr>
                         <w:t>80\</w:t>
                       </w:r>
+                      <w:proofErr w:type="spellStart"/>
                       <w:r>
                         <w:t>xC</w:t>
                       </w:r>
+                      <w:proofErr w:type="spellEnd"/>
                       <w:r>
                         <w:rPr>
                           <w:lang w:val="ru-RU"/>
@@ -7321,9 +7496,11 @@
                         </w:rPr>
                         <w:t>89\</w:t>
                       </w:r>
+                      <w:proofErr w:type="spellStart"/>
                       <w:r>
                         <w:t>xE</w:t>
                       </w:r>
+                      <w:proofErr w:type="spellEnd"/>
                       <w:r>
                         <w:rPr>
                           <w:lang w:val="ru-RU"/>
@@ -7339,9 +7516,11 @@
                         </w:rPr>
                         <w:t>31\</w:t>
                       </w:r>
+                      <w:proofErr w:type="spellStart"/>
                       <w:r>
                         <w:t>xC</w:t>
                       </w:r>
+                      <w:proofErr w:type="spellEnd"/>
                       <w:r>
                         <w:rPr>
                           <w:lang w:val="ru-RU"/>
@@ -7438,9 +7617,11 @@
                         </w:rPr>
                         <w:t>89\</w:t>
                       </w:r>
+                      <w:proofErr w:type="spellStart"/>
                       <w:r>
                         <w:t>xE</w:t>
                       </w:r>
+                      <w:proofErr w:type="spellEnd"/>
                       <w:r>
                         <w:rPr>
                           <w:lang w:val="ru-RU"/>
@@ -7519,18 +7700,22 @@
                         </w:rPr>
                         <w:t>00\</w:t>
                       </w:r>
+                      <w:proofErr w:type="spellStart"/>
                       <w:r>
                         <w:t>xFF</w:t>
                       </w:r>
+                      <w:proofErr w:type="spellEnd"/>
                       <w:r>
                         <w:rPr>
                           <w:lang w:val="ru-RU"/>
                         </w:rPr>
                         <w:t>\</w:t>
                       </w:r>
+                      <w:proofErr w:type="spellStart"/>
                       <w:r>
                         <w:t>xD</w:t>
                       </w:r>
+                      <w:proofErr w:type="spellEnd"/>
                       <w:r>
                         <w:rPr>
                           <w:lang w:val="ru-RU"/>
@@ -7762,18 +7947,22 @@
                         </w:rPr>
                         <w:t>53\</w:t>
                       </w:r>
+                      <w:proofErr w:type="spellStart"/>
                       <w:r>
                         <w:t>xff</w:t>
                       </w:r>
+                      <w:proofErr w:type="spellEnd"/>
                       <w:r>
                         <w:rPr>
                           <w:lang w:val="ru-RU"/>
                         </w:rPr>
                         <w:t>\</w:t>
                       </w:r>
+                      <w:proofErr w:type="spellStart"/>
                       <w:r>
                         <w:t>xd</w:t>
                       </w:r>
+                      <w:proofErr w:type="spellEnd"/>
                       <w:r>
                         <w:rPr>
                           <w:lang w:val="ru-RU"/>
@@ -7807,18 +7996,22 @@
                         </w:rPr>
                         <w:t>51\</w:t>
                       </w:r>
+                      <w:proofErr w:type="spellStart"/>
                       <w:r>
                         <w:t>xff</w:t>
                       </w:r>
+                      <w:proofErr w:type="spellEnd"/>
                       <w:r>
                         <w:rPr>
                           <w:lang w:val="ru-RU"/>
                         </w:rPr>
                         <w:t>\</w:t>
                       </w:r>
+                      <w:proofErr w:type="spellStart"/>
                       <w:r>
                         <w:t>xd</w:t>
                       </w:r>
+                      <w:proofErr w:type="spellEnd"/>
                       <w:r>
                         <w:rPr>
                           <w:lang w:val="ru-RU"/>
@@ -7873,6 +8066,7 @@
                         </w:rPr>
                         <w:t xml:space="preserve"> </w:t>
                       </w:r>
+                      <w:proofErr w:type="gramStart"/>
                       <w:r>
                         <w:t>open</w:t>
                       </w:r>
@@ -7880,7 +8074,14 @@
                         <w:rPr>
                           <w:lang w:val="ru-RU"/>
                         </w:rPr>
-                        <w:t>("</w:t>
+                        <w:t>(</w:t>
+                      </w:r>
+                      <w:proofErr w:type="gramEnd"/>
+                      <w:r>
+                        <w:rPr>
+                          <w:lang w:val="ru-RU"/>
+                        </w:rPr>
+                        <w:t>"</w:t>
                       </w:r>
                       <w:r>
                         <w:t>config</w:t>
@@ -7941,8 +8142,15 @@
                         </w:rPr>
                         <w:t xml:space="preserve"> </w:t>
                       </w:r>
-                      <w:r>
-                        <w:t>f.writeshell)</w:t>
+                      <w:proofErr w:type="spellStart"/>
+                      <w:proofErr w:type="gramStart"/>
+                      <w:r>
+                        <w:t>f.writeshell</w:t>
+                      </w:r>
+                      <w:proofErr w:type="spellEnd"/>
+                      <w:proofErr w:type="gramEnd"/>
+                      <w:r>
+                        <w:t>)</w:t>
                       </w:r>
                     </w:p>
                   </w:txbxContent>
@@ -8062,23 +8270,61 @@
         <w:pStyle w:val="a6"/>
       </w:pPr>
       <w:r>
-        <w:t>0:  31 c9                   xor    ecx,ecx</w:t>
-      </w:r>
+        <w:t xml:space="preserve">0:  31 c9                   </w:t>
+      </w:r>
+      <w:proofErr w:type="spellStart"/>
+      <w:r>
+        <w:t>xor</w:t>
+      </w:r>
+      <w:proofErr w:type="spellEnd"/>
+      <w:r>
+        <w:t xml:space="preserve">    </w:t>
+      </w:r>
+      <w:proofErr w:type="spellStart"/>
+      <w:proofErr w:type="gramStart"/>
+      <w:r>
+        <w:t>ecx,ecx</w:t>
+      </w:r>
+      <w:proofErr w:type="spellEnd"/>
+      <w:proofErr w:type="gramEnd"/>
     </w:p>
     <w:p>
       <w:pPr>
         <w:pStyle w:val="a6"/>
       </w:pPr>
       <w:r>
-        <w:t>2:  f7 e1                   mul    ecx</w:t>
-      </w:r>
+        <w:t xml:space="preserve">2:  f7 e1                   </w:t>
+      </w:r>
+      <w:proofErr w:type="spellStart"/>
+      <w:r>
+        <w:t>mul</w:t>
+      </w:r>
+      <w:proofErr w:type="spellEnd"/>
+      <w:r>
+        <w:t xml:space="preserve">    </w:t>
+      </w:r>
+      <w:proofErr w:type="spellStart"/>
+      <w:r>
+        <w:t>ecx</w:t>
+      </w:r>
+      <w:proofErr w:type="spellEnd"/>
     </w:p>
     <w:p>
       <w:pPr>
         <w:pStyle w:val="a6"/>
       </w:pPr>
       <w:r>
-        <w:t>4:  64 8b 41 30             mov    eax,DWORD PTR fs:[ecx+0x30]</w:t>
+        <w:t xml:space="preserve">4:  64 8b 41 30             mov    </w:t>
+      </w:r>
+      <w:proofErr w:type="spellStart"/>
+      <w:proofErr w:type="gramStart"/>
+      <w:r>
+        <w:t>eax,DWORD</w:t>
+      </w:r>
+      <w:proofErr w:type="spellEnd"/>
+      <w:proofErr w:type="gramEnd"/>
+      <w:r>
+        <w:t xml:space="preserve"> PTR fs:[ecx+0x30]</w:t>
       </w:r>
     </w:p>
     <w:p>
@@ -8086,7 +8332,17 @@
         <w:pStyle w:val="a6"/>
       </w:pPr>
       <w:r>
-        <w:t>8:  8b 40 0c                mov    eax,DWORD PTR [eax+0xc]</w:t>
+        <w:t xml:space="preserve">8:  8b 40 0c                mov    </w:t>
+      </w:r>
+      <w:proofErr w:type="spellStart"/>
+      <w:proofErr w:type="gramStart"/>
+      <w:r>
+        <w:t>eax,DWORD</w:t>
+      </w:r>
+      <w:proofErr w:type="spellEnd"/>
+      <w:proofErr w:type="gramEnd"/>
+      <w:r>
+        <w:t xml:space="preserve"> PTR [eax+0xc]</w:t>
       </w:r>
     </w:p>
     <w:p>
@@ -8094,7 +8350,17 @@
         <w:pStyle w:val="a6"/>
       </w:pPr>
       <w:r>
-        <w:t>b:  8b 70 14                mov    esi,DWORD PTR [eax+0x14]</w:t>
+        <w:t xml:space="preserve">b:  8b 70 14                mov    </w:t>
+      </w:r>
+      <w:proofErr w:type="spellStart"/>
+      <w:proofErr w:type="gramStart"/>
+      <w:r>
+        <w:t>esi,DWORD</w:t>
+      </w:r>
+      <w:proofErr w:type="spellEnd"/>
+      <w:proofErr w:type="gramEnd"/>
+      <w:r>
+        <w:t xml:space="preserve"> PTR [eax+0x14]</w:t>
       </w:r>
     </w:p>
     <w:p>
@@ -8102,7 +8368,33 @@
         <w:pStyle w:val="a6"/>
       </w:pPr>
       <w:r>
-        <w:t>e:  ad                      lods   eax,DWORD PTR ds:[esi]</w:t>
+        <w:t xml:space="preserve">e:  ad                      </w:t>
+      </w:r>
+      <w:proofErr w:type="spellStart"/>
+      <w:r>
+        <w:t>lods</w:t>
+      </w:r>
+      <w:proofErr w:type="spellEnd"/>
+      <w:r>
+        <w:t xml:space="preserve">   </w:t>
+      </w:r>
+      <w:proofErr w:type="spellStart"/>
+      <w:proofErr w:type="gramStart"/>
+      <w:r>
+        <w:t>eax,DWORD</w:t>
+      </w:r>
+      <w:proofErr w:type="spellEnd"/>
+      <w:proofErr w:type="gramEnd"/>
+      <w:r>
+        <w:t xml:space="preserve"> PTR ds:[</w:t>
+      </w:r>
+      <w:proofErr w:type="spellStart"/>
+      <w:r>
+        <w:t>esi</w:t>
+      </w:r>
+      <w:proofErr w:type="spellEnd"/>
+      <w:r>
+        <w:t>]</w:t>
       </w:r>
     </w:p>
     <w:p>
@@ -8110,15 +8402,56 @@
         <w:pStyle w:val="a6"/>
       </w:pPr>
       <w:r>
-        <w:t>f:  96                      xchg   esi,eax</w:t>
-      </w:r>
+        <w:t xml:space="preserve">f:  96                      </w:t>
+      </w:r>
+      <w:proofErr w:type="spellStart"/>
+      <w:r>
+        <w:t>xchg</w:t>
+      </w:r>
+      <w:proofErr w:type="spellEnd"/>
+      <w:r>
+        <w:t xml:space="preserve">   </w:t>
+      </w:r>
+      <w:proofErr w:type="spellStart"/>
+      <w:proofErr w:type="gramStart"/>
+      <w:r>
+        <w:t>esi,eax</w:t>
+      </w:r>
+      <w:proofErr w:type="spellEnd"/>
+      <w:proofErr w:type="gramEnd"/>
     </w:p>
     <w:p>
       <w:pPr>
         <w:pStyle w:val="a6"/>
       </w:pPr>
       <w:r>
-        <w:t>10: ad                      lods   eax,DWORD PTR ds:[esi]</w:t>
+        <w:t xml:space="preserve">10: ad                      </w:t>
+      </w:r>
+      <w:proofErr w:type="spellStart"/>
+      <w:r>
+        <w:t>lods</w:t>
+      </w:r>
+      <w:proofErr w:type="spellEnd"/>
+      <w:r>
+        <w:t xml:space="preserve">   </w:t>
+      </w:r>
+      <w:proofErr w:type="spellStart"/>
+      <w:proofErr w:type="gramStart"/>
+      <w:r>
+        <w:t>eax,DWORD</w:t>
+      </w:r>
+      <w:proofErr w:type="spellEnd"/>
+      <w:proofErr w:type="gramEnd"/>
+      <w:r>
+        <w:t xml:space="preserve"> PTR ds:[</w:t>
+      </w:r>
+      <w:proofErr w:type="spellStart"/>
+      <w:r>
+        <w:t>esi</w:t>
+      </w:r>
+      <w:proofErr w:type="spellEnd"/>
+      <w:r>
+        <w:t>]</w:t>
       </w:r>
     </w:p>
     <w:p>
@@ -8126,7 +8459,17 @@
         <w:pStyle w:val="a6"/>
       </w:pPr>
       <w:r>
-        <w:t>11: 8b 58 10                mov    ebx,DWORD PTR [eax+0x10]</w:t>
+        <w:t xml:space="preserve">11: 8b 58 10                mov    </w:t>
+      </w:r>
+      <w:proofErr w:type="spellStart"/>
+      <w:proofErr w:type="gramStart"/>
+      <w:r>
+        <w:t>ebx,DWORD</w:t>
+      </w:r>
+      <w:proofErr w:type="spellEnd"/>
+      <w:proofErr w:type="gramEnd"/>
+      <w:r>
+        <w:t xml:space="preserve"> PTR [eax+0x10]</w:t>
       </w:r>
     </w:p>
     <w:p>
@@ -8134,7 +8477,17 @@
         <w:pStyle w:val="a6"/>
       </w:pPr>
       <w:r>
-        <w:t>14: 8b 53 3c                mov    edx,DWORD PTR [ebx+0x3c]</w:t>
+        <w:t xml:space="preserve">14: 8b 53 3c                mov    </w:t>
+      </w:r>
+      <w:proofErr w:type="spellStart"/>
+      <w:proofErr w:type="gramStart"/>
+      <w:r>
+        <w:t>edx,DWORD</w:t>
+      </w:r>
+      <w:proofErr w:type="spellEnd"/>
+      <w:proofErr w:type="gramEnd"/>
+      <w:r>
+        <w:t xml:space="preserve"> PTR [ebx+0x3c]</w:t>
       </w:r>
     </w:p>
     <w:p>
@@ -8142,15 +8495,32 @@
         <w:pStyle w:val="a6"/>
       </w:pPr>
       <w:r>
-        <w:t>17: 01 da                   add    edx,ebx</w:t>
-      </w:r>
+        <w:t xml:space="preserve">17: 01 da                   add    </w:t>
+      </w:r>
+      <w:proofErr w:type="spellStart"/>
+      <w:proofErr w:type="gramStart"/>
+      <w:r>
+        <w:t>edx,ebx</w:t>
+      </w:r>
+      <w:proofErr w:type="spellEnd"/>
+      <w:proofErr w:type="gramEnd"/>
     </w:p>
     <w:p>
       <w:pPr>
         <w:pStyle w:val="a6"/>
       </w:pPr>
       <w:r>
-        <w:t>19: 8b 52 78                mov    edx,DWORD PTR [edx+0x78]</w:t>
+        <w:t xml:space="preserve">19: 8b 52 78                mov    </w:t>
+      </w:r>
+      <w:proofErr w:type="spellStart"/>
+      <w:proofErr w:type="gramStart"/>
+      <w:r>
+        <w:t>edx,DWORD</w:t>
+      </w:r>
+      <w:proofErr w:type="spellEnd"/>
+      <w:proofErr w:type="gramEnd"/>
+      <w:r>
+        <w:t xml:space="preserve"> PTR [edx+0x78]</w:t>
       </w:r>
     </w:p>
     <w:p>
@@ -8158,15 +8528,32 @@
         <w:pStyle w:val="a6"/>
       </w:pPr>
       <w:r>
-        <w:t>1c: 01 da                   add    edx,ebx</w:t>
-      </w:r>
+        <w:t xml:space="preserve">1c: 01 da                   add    </w:t>
+      </w:r>
+      <w:proofErr w:type="spellStart"/>
+      <w:proofErr w:type="gramStart"/>
+      <w:r>
+        <w:t>edx,ebx</w:t>
+      </w:r>
+      <w:proofErr w:type="spellEnd"/>
+      <w:proofErr w:type="gramEnd"/>
     </w:p>
     <w:p>
       <w:pPr>
         <w:pStyle w:val="a6"/>
       </w:pPr>
       <w:r>
-        <w:t>1e: 8b 72 20                mov    esi,DWORD PTR [edx+0x20]</w:t>
+        <w:t xml:space="preserve">1e: 8b 72 20                mov    </w:t>
+      </w:r>
+      <w:proofErr w:type="spellStart"/>
+      <w:proofErr w:type="gramStart"/>
+      <w:r>
+        <w:t>esi,DWORD</w:t>
+      </w:r>
+      <w:proofErr w:type="spellEnd"/>
+      <w:proofErr w:type="gramEnd"/>
+      <w:r>
+        <w:t xml:space="preserve"> PTR [edx+0x20]</w:t>
       </w:r>
     </w:p>
     <w:p>
@@ -8174,31 +8561,92 @@
         <w:pStyle w:val="a6"/>
       </w:pPr>
       <w:r>
-        <w:t>21: 01 de                   add    esi,ebx</w:t>
-      </w:r>
+        <w:t xml:space="preserve">21: 01 de                   add    </w:t>
+      </w:r>
+      <w:proofErr w:type="spellStart"/>
+      <w:proofErr w:type="gramStart"/>
+      <w:r>
+        <w:t>esi,ebx</w:t>
+      </w:r>
+      <w:proofErr w:type="spellEnd"/>
+      <w:proofErr w:type="gramEnd"/>
     </w:p>
     <w:p>
       <w:pPr>
         <w:pStyle w:val="a6"/>
       </w:pPr>
       <w:r>
-        <w:t>23: 31 c9                   xor    ecx,ecx</w:t>
-      </w:r>
+        <w:t xml:space="preserve">23: 31 c9                   </w:t>
+      </w:r>
+      <w:proofErr w:type="spellStart"/>
+      <w:r>
+        <w:t>xor</w:t>
+      </w:r>
+      <w:proofErr w:type="spellEnd"/>
+      <w:r>
+        <w:t xml:space="preserve">    </w:t>
+      </w:r>
+      <w:proofErr w:type="spellStart"/>
+      <w:proofErr w:type="gramStart"/>
+      <w:r>
+        <w:t>ecx,ecx</w:t>
+      </w:r>
+      <w:proofErr w:type="spellEnd"/>
+      <w:proofErr w:type="gramEnd"/>
     </w:p>
     <w:p>
       <w:pPr>
         <w:pStyle w:val="a6"/>
       </w:pPr>
       <w:r>
-        <w:t>25: 41                      inc    ecx</w:t>
-      </w:r>
+        <w:t xml:space="preserve">25: 41                      </w:t>
+      </w:r>
+      <w:proofErr w:type="spellStart"/>
+      <w:r>
+        <w:t>inc</w:t>
+      </w:r>
+      <w:proofErr w:type="spellEnd"/>
+      <w:r>
+        <w:t xml:space="preserve">    </w:t>
+      </w:r>
+      <w:proofErr w:type="spellStart"/>
+      <w:r>
+        <w:t>ecx</w:t>
+      </w:r>
+      <w:proofErr w:type="spellEnd"/>
     </w:p>
     <w:p>
       <w:pPr>
         <w:pStyle w:val="a6"/>
       </w:pPr>
       <w:r>
-        <w:t>26: ad                      lods   eax,DWORD PTR ds:[esi]</w:t>
+        <w:t xml:space="preserve">26: ad                      </w:t>
+      </w:r>
+      <w:proofErr w:type="spellStart"/>
+      <w:r>
+        <w:t>lods</w:t>
+      </w:r>
+      <w:proofErr w:type="spellEnd"/>
+      <w:r>
+        <w:t xml:space="preserve">   </w:t>
+      </w:r>
+      <w:proofErr w:type="spellStart"/>
+      <w:proofErr w:type="gramStart"/>
+      <w:r>
+        <w:t>eax,DWORD</w:t>
+      </w:r>
+      <w:proofErr w:type="spellEnd"/>
+      <w:proofErr w:type="gramEnd"/>
+      <w:r>
+        <w:t xml:space="preserve"> PTR ds:[</w:t>
+      </w:r>
+      <w:proofErr w:type="spellStart"/>
+      <w:r>
+        <w:t>esi</w:t>
+      </w:r>
+      <w:proofErr w:type="spellEnd"/>
+      <w:r>
+        <w:t>]</w:t>
       </w:r>
     </w:p>
     <w:p>
@@ -8206,15 +8654,38 @@
         <w:pStyle w:val="a6"/>
       </w:pPr>
       <w:r>
-        <w:t>27: 01 d8                   add    eax,ebx</w:t>
-      </w:r>
+        <w:t xml:space="preserve">27: 01 d8                   add    </w:t>
+      </w:r>
+      <w:proofErr w:type="spellStart"/>
+      <w:proofErr w:type="gramStart"/>
+      <w:r>
+        <w:t>eax,ebx</w:t>
+      </w:r>
+      <w:proofErr w:type="spellEnd"/>
+      <w:proofErr w:type="gramEnd"/>
     </w:p>
     <w:p>
       <w:pPr>
         <w:pStyle w:val="a6"/>
       </w:pPr>
       <w:r>
-        <w:t>29: 81 38 47 65 74 50       cmp    DWORD PTR [eax],0x50746547</w:t>
+        <w:t xml:space="preserve">29: 81 38 47 65 74 50       </w:t>
+      </w:r>
+      <w:proofErr w:type="spellStart"/>
+      <w:r>
+        <w:t>cmp</w:t>
+      </w:r>
+      <w:proofErr w:type="spellEnd"/>
+      <w:r>
+        <w:t xml:space="preserve">    DWORD PTR [</w:t>
+      </w:r>
+      <w:proofErr w:type="spellStart"/>
+      <w:r>
+        <w:t>eax</w:t>
+      </w:r>
+      <w:proofErr w:type="spellEnd"/>
+      <w:r>
+        <w:t>],0x50746547</w:t>
       </w:r>
     </w:p>
     <w:p>
@@ -8222,7 +8693,15 @@
         <w:pStyle w:val="a6"/>
       </w:pPr>
       <w:r>
-        <w:t>2f: 75 f4                   jne    0x25</w:t>
+        <w:t xml:space="preserve">2f: 75 f4                   </w:t>
+      </w:r>
+      <w:proofErr w:type="spellStart"/>
+      <w:r>
+        <w:t>jne</w:t>
+      </w:r>
+      <w:proofErr w:type="spellEnd"/>
+      <w:r>
+        <w:t xml:space="preserve">    0x25</w:t>
       </w:r>
     </w:p>
     <w:p>
@@ -8230,7 +8709,15 @@
         <w:pStyle w:val="a6"/>
       </w:pPr>
       <w:r>
-        <w:t>31: 81 78 04 72 6f 63 41    cmp    DWORD PTR [eax+0x4],0x41636f72</w:t>
+        <w:t xml:space="preserve">31: 81 78 04 72 6f 63 41    </w:t>
+      </w:r>
+      <w:proofErr w:type="spellStart"/>
+      <w:r>
+        <w:t>cmp</w:t>
+      </w:r>
+      <w:proofErr w:type="spellEnd"/>
+      <w:r>
+        <w:t xml:space="preserve">    DWORD PTR [eax+0x4],0x41636f72</w:t>
       </w:r>
     </w:p>
     <w:p>
@@ -8238,7 +8725,15 @@
         <w:pStyle w:val="a6"/>
       </w:pPr>
       <w:r>
-        <w:t>38: 75 eb                   jne    0x25</w:t>
+        <w:t xml:space="preserve">38: 75 eb                   </w:t>
+      </w:r>
+      <w:proofErr w:type="spellStart"/>
+      <w:r>
+        <w:t>jne</w:t>
+      </w:r>
+      <w:proofErr w:type="spellEnd"/>
+      <w:r>
+        <w:t xml:space="preserve">    0x25</w:t>
       </w:r>
     </w:p>
     <w:p>
@@ -8246,7 +8741,15 @@
         <w:pStyle w:val="a6"/>
       </w:pPr>
       <w:r>
-        <w:t>3a: 81 78 08 64 64 72 65    cmp    DWORD PTR [eax+0x8],0x65726464</w:t>
+        <w:t xml:space="preserve">3a: 81 78 08 64 64 72 65    </w:t>
+      </w:r>
+      <w:proofErr w:type="spellStart"/>
+      <w:r>
+        <w:t>cmp</w:t>
+      </w:r>
+      <w:proofErr w:type="spellEnd"/>
+      <w:r>
+        <w:t xml:space="preserve">    DWORD PTR [eax+0x8],0x65726464</w:t>
       </w:r>
     </w:p>
     <w:p>
@@ -8254,7 +8757,15 @@
         <w:pStyle w:val="a6"/>
       </w:pPr>
       <w:r>
-        <w:t>41: 75 e2                   jne    0x25</w:t>
+        <w:t xml:space="preserve">41: 75 e2                   </w:t>
+      </w:r>
+      <w:proofErr w:type="spellStart"/>
+      <w:r>
+        <w:t>jne</w:t>
+      </w:r>
+      <w:proofErr w:type="spellEnd"/>
+      <w:r>
+        <w:t xml:space="preserve">    0x25</w:t>
       </w:r>
     </w:p>
     <w:p>
@@ -8262,7 +8773,17 @@
         <w:pStyle w:val="a6"/>
       </w:pPr>
       <w:r>
-        <w:t>43: 8b 72 24                mov    esi,DWORD PTR [edx+0x24]</w:t>
+        <w:t xml:space="preserve">43: 8b 72 24                mov    </w:t>
+      </w:r>
+      <w:proofErr w:type="spellStart"/>
+      <w:proofErr w:type="gramStart"/>
+      <w:r>
+        <w:t>esi,DWORD</w:t>
+      </w:r>
+      <w:proofErr w:type="spellEnd"/>
+      <w:proofErr w:type="gramEnd"/>
+      <w:r>
+        <w:t xml:space="preserve"> PTR [edx+0x24]</w:t>
       </w:r>
     </w:p>
     <w:p>
@@ -8270,15 +8791,40 @@
         <w:pStyle w:val="a6"/>
       </w:pPr>
       <w:r>
-        <w:t>46: 01 de                   add    esi,ebx</w:t>
-      </w:r>
+        <w:t xml:space="preserve">46: 01 de                   add    </w:t>
+      </w:r>
+      <w:proofErr w:type="spellStart"/>
+      <w:proofErr w:type="gramStart"/>
+      <w:r>
+        <w:t>esi,ebx</w:t>
+      </w:r>
+      <w:proofErr w:type="spellEnd"/>
+      <w:proofErr w:type="gramEnd"/>
     </w:p>
     <w:p>
       <w:pPr>
         <w:pStyle w:val="a6"/>
       </w:pPr>
       <w:r>
-        <w:t>48: 66 8b 0c 4e             mov    cx,WORD PTR [esi+ecx*2]</w:t>
+        <w:t xml:space="preserve">48: 66 8b 0c 4e             mov    </w:t>
+      </w:r>
+      <w:proofErr w:type="spellStart"/>
+      <w:proofErr w:type="gramStart"/>
+      <w:r>
+        <w:t>cx,WORD</w:t>
+      </w:r>
+      <w:proofErr w:type="spellEnd"/>
+      <w:proofErr w:type="gramEnd"/>
+      <w:r>
+        <w:t xml:space="preserve"> PTR [</w:t>
+      </w:r>
+      <w:proofErr w:type="spellStart"/>
+      <w:r>
+        <w:t>esi+ecx</w:t>
+      </w:r>
+      <w:proofErr w:type="spellEnd"/>
+      <w:r>
+        <w:t>*2]</w:t>
       </w:r>
     </w:p>
     <w:p>
@@ -8286,15 +8832,30 @@
         <w:pStyle w:val="a6"/>
       </w:pPr>
       <w:r>
-        <w:t>4c: 49                      dec    ecx</w:t>
-      </w:r>
+        <w:t xml:space="preserve">4c: 49                      dec    </w:t>
+      </w:r>
+      <w:proofErr w:type="spellStart"/>
+      <w:r>
+        <w:t>ecx</w:t>
+      </w:r>
+      <w:proofErr w:type="spellEnd"/>
     </w:p>
     <w:p>
       <w:pPr>
         <w:pStyle w:val="a6"/>
       </w:pPr>
       <w:r>
-        <w:t>4d: 8b 72 1c                mov    esi,DWORD PTR [edx+0x1c]</w:t>
+        <w:t xml:space="preserve">4d: 8b 72 1c                mov    </w:t>
+      </w:r>
+      <w:proofErr w:type="spellStart"/>
+      <w:proofErr w:type="gramStart"/>
+      <w:r>
+        <w:t>esi,DWORD</w:t>
+      </w:r>
+      <w:proofErr w:type="spellEnd"/>
+      <w:proofErr w:type="gramEnd"/>
+      <w:r>
+        <w:t xml:space="preserve"> PTR [edx+0x1c]</w:t>
       </w:r>
     </w:p>
     <w:p>
@@ -8302,15 +8863,40 @@
         <w:pStyle w:val="a6"/>
       </w:pPr>
       <w:r>
-        <w:t>50: 01 de                   add    esi,ebx</w:t>
-      </w:r>
+        <w:t xml:space="preserve">50: 01 de                   add    </w:t>
+      </w:r>
+      <w:proofErr w:type="spellStart"/>
+      <w:proofErr w:type="gramStart"/>
+      <w:r>
+        <w:t>esi,ebx</w:t>
+      </w:r>
+      <w:proofErr w:type="spellEnd"/>
+      <w:proofErr w:type="gramEnd"/>
     </w:p>
     <w:p>
       <w:pPr>
         <w:pStyle w:val="a6"/>
       </w:pPr>
       <w:r>
-        <w:t>52: 8b 14 8e                mov    edx,DWORD PTR [esi+ecx*4]</w:t>
+        <w:t xml:space="preserve">52: 8b 14 8e                mov    </w:t>
+      </w:r>
+      <w:proofErr w:type="spellStart"/>
+      <w:proofErr w:type="gramStart"/>
+      <w:r>
+        <w:t>edx,DWORD</w:t>
+      </w:r>
+      <w:proofErr w:type="spellEnd"/>
+      <w:proofErr w:type="gramEnd"/>
+      <w:r>
+        <w:t xml:space="preserve"> PTR [</w:t>
+      </w:r>
+      <w:proofErr w:type="spellStart"/>
+      <w:r>
+        <w:t>esi+ecx</w:t>
+      </w:r>
+      <w:proofErr w:type="spellEnd"/>
+      <w:r>
+        <w:t>*4]</w:t>
       </w:r>
     </w:p>
     <w:p>
@@ -8318,16 +8904,30 @@
         <w:pStyle w:val="a6"/>
       </w:pPr>
       <w:r>
-        <w:t>55: 01 da                   add    edx,ebx</w:t>
-      </w:r>
+        <w:t xml:space="preserve">55: 01 da                   add    </w:t>
+      </w:r>
+      <w:proofErr w:type="spellStart"/>
+      <w:proofErr w:type="gramStart"/>
+      <w:r>
+        <w:t>edx,ebx</w:t>
+      </w:r>
+      <w:proofErr w:type="spellEnd"/>
+      <w:proofErr w:type="gramEnd"/>
     </w:p>
     <w:p>
       <w:pPr>
         <w:pStyle w:val="a6"/>
       </w:pPr>
       <w:r>
-        <w:t>57: 89 d5                   mov    ebp,edx</w:t>
-      </w:r>
+        <w:t xml:space="preserve">57: 89 d5                   mov    </w:t>
+      </w:r>
+      <w:proofErr w:type="spellStart"/>
+      <w:proofErr w:type="gramStart"/>
+      <w:r>
+        <w:t>ebp,edx</w:t>
+      </w:r>
+      <w:proofErr w:type="spellEnd"/>
+      <w:proofErr w:type="gramEnd"/>
     </w:p>
     <w:p>
       <w:pPr>
@@ -8338,25 +8938,55 @@
       <w:pPr>
         <w:pStyle w:val="a6"/>
       </w:pPr>
-      <w:r>
-        <w:t>;getUser32+ getMessageBox</w:t>
-      </w:r>
+      <w:proofErr w:type="gramStart"/>
+      <w:r>
+        <w:t>;getUser</w:t>
+      </w:r>
+      <w:proofErr w:type="gramEnd"/>
+      <w:r>
+        <w:t xml:space="preserve">32+ </w:t>
+      </w:r>
+      <w:proofErr w:type="spellStart"/>
+      <w:r>
+        <w:t>getMessageBox</w:t>
+      </w:r>
+      <w:proofErr w:type="spellEnd"/>
     </w:p>
     <w:p>
       <w:pPr>
         <w:pStyle w:val="a6"/>
       </w:pPr>
       <w:r>
-        <w:t>59: 31 c9                   xor    ecx,ecx</w:t>
-      </w:r>
+        <w:t xml:space="preserve">59: 31 c9                   </w:t>
+      </w:r>
+      <w:proofErr w:type="spellStart"/>
+      <w:r>
+        <w:t>xor</w:t>
+      </w:r>
+      <w:proofErr w:type="spellEnd"/>
+      <w:r>
+        <w:t xml:space="preserve">    </w:t>
+      </w:r>
+      <w:proofErr w:type="spellStart"/>
+      <w:proofErr w:type="gramStart"/>
+      <w:r>
+        <w:t>ecx,ecx</w:t>
+      </w:r>
+      <w:proofErr w:type="spellEnd"/>
+      <w:proofErr w:type="gramEnd"/>
     </w:p>
     <w:p>
       <w:pPr>
         <w:pStyle w:val="a6"/>
       </w:pPr>
       <w:r>
-        <w:t>5b: 51                      push   ecx</w:t>
-      </w:r>
+        <w:t xml:space="preserve">5b: 51                      push   </w:t>
+      </w:r>
+      <w:proofErr w:type="spellStart"/>
+      <w:r>
+        <w:t>ecx</w:t>
+      </w:r>
+      <w:proofErr w:type="spellEnd"/>
     </w:p>
     <w:p>
       <w:pPr>
@@ -8387,24 +9017,39 @@
         <w:pStyle w:val="a6"/>
       </w:pPr>
       <w:r>
-        <w:t>6b: 54                      push   esp</w:t>
-      </w:r>
+        <w:t xml:space="preserve">6b: 54                      push   </w:t>
+      </w:r>
+      <w:proofErr w:type="spellStart"/>
+      <w:r>
+        <w:t>esp</w:t>
+      </w:r>
+      <w:proofErr w:type="spellEnd"/>
     </w:p>
     <w:p>
       <w:pPr>
         <w:pStyle w:val="a6"/>
       </w:pPr>
       <w:r>
-        <w:t>6c: 53                      push   ebx</w:t>
-      </w:r>
+        <w:t xml:space="preserve">6c: 53                      push   </w:t>
+      </w:r>
+      <w:proofErr w:type="spellStart"/>
+      <w:r>
+        <w:t>ebx</w:t>
+      </w:r>
+      <w:proofErr w:type="spellEnd"/>
     </w:p>
     <w:p>
       <w:pPr>
         <w:pStyle w:val="a6"/>
       </w:pPr>
       <w:r>
-        <w:t>6d: ff d2                   call   edx</w:t>
-      </w:r>
+        <w:t xml:space="preserve">6d: ff d2                   call   </w:t>
+      </w:r>
+      <w:proofErr w:type="spellStart"/>
+      <w:r>
+        <w:t>edx</w:t>
+      </w:r>
+      <w:proofErr w:type="spellEnd"/>
     </w:p>
     <w:p>
       <w:pPr>
@@ -8416,7 +9061,15 @@
         <w:pStyle w:val="a6"/>
       </w:pPr>
       <w:r>
-        <w:t>6f: 68 6c 6c 61 61          push   0x61616c6c</w:t>
+        <w:t xml:space="preserve">6f: 68 6c </w:t>
+      </w:r>
+      <w:proofErr w:type="spellStart"/>
+      <w:r>
+        <w:t>6c</w:t>
+      </w:r>
+      <w:proofErr w:type="spellEnd"/>
+      <w:r>
+        <w:t xml:space="preserve"> 61 61          push   0x61616c6c</w:t>
       </w:r>
     </w:p>
     <w:p>
@@ -8424,7 +9077,15 @@
         <w:pStyle w:val="a6"/>
       </w:pPr>
       <w:r>
-        <w:t>74: 66 81 6c 24 02 61 61    sub    WORD PTR [esp+0x2],0x6161</w:t>
+        <w:t xml:space="preserve">74: 66 81 6c 24 02 61 61    </w:t>
+      </w:r>
+      <w:proofErr w:type="gramStart"/>
+      <w:r>
+        <w:t>sub    WORD PTR</w:t>
+      </w:r>
+      <w:proofErr w:type="gramEnd"/>
+      <w:r>
+        <w:t xml:space="preserve"> [esp+0x2],0x6161</w:t>
       </w:r>
     </w:p>
     <w:p>
@@ -8448,16 +9109,26 @@
         <w:pStyle w:val="a6"/>
       </w:pPr>
       <w:r>
-        <w:t>85: 54                      push   esp</w:t>
-      </w:r>
+        <w:t xml:space="preserve">85: 54                      push   </w:t>
+      </w:r>
+      <w:proofErr w:type="spellStart"/>
+      <w:r>
+        <w:t>esp</w:t>
+      </w:r>
+      <w:proofErr w:type="spellEnd"/>
     </w:p>
     <w:p>
       <w:pPr>
         <w:pStyle w:val="a6"/>
       </w:pPr>
       <w:r>
-        <w:t>86: ff d0                   call   eax</w:t>
-      </w:r>
+        <w:t xml:space="preserve">86: ff d0                   call   </w:t>
+      </w:r>
+      <w:proofErr w:type="spellStart"/>
+      <w:r>
+        <w:t>eax</w:t>
+      </w:r>
+      <w:proofErr w:type="spellEnd"/>
     </w:p>
     <w:p>
       <w:pPr>
@@ -8477,7 +9148,15 @@
         <w:pStyle w:val="a6"/>
       </w:pPr>
       <w:r>
-        <w:t>8d: 66 83 6c 24 03 61       sub    WORD PTR [esp+0x3],0x61</w:t>
+        <w:t xml:space="preserve">8d: 66 83 6c 24 03 61       </w:t>
+      </w:r>
+      <w:proofErr w:type="gramStart"/>
+      <w:r>
+        <w:t>sub    WORD PTR</w:t>
+      </w:r>
+      <w:proofErr w:type="gramEnd"/>
+      <w:r>
+        <w:t xml:space="preserve"> [esp+0x3],0x61</w:t>
       </w:r>
     </w:p>
     <w:p>
@@ -8501,24 +9180,39 @@
         <w:pStyle w:val="a6"/>
       </w:pPr>
       <w:r>
-        <w:t>9d: 54                      push   esp</w:t>
-      </w:r>
+        <w:t xml:space="preserve">9d: 54                      push   </w:t>
+      </w:r>
+      <w:proofErr w:type="spellStart"/>
+      <w:r>
+        <w:t>esp</w:t>
+      </w:r>
+      <w:proofErr w:type="spellEnd"/>
     </w:p>
     <w:p>
       <w:pPr>
         <w:pStyle w:val="a6"/>
       </w:pPr>
       <w:r>
-        <w:t>9e: 50                      push   eax</w:t>
-      </w:r>
+        <w:t xml:space="preserve">9e: 50                      push   </w:t>
+      </w:r>
+      <w:proofErr w:type="spellStart"/>
+      <w:r>
+        <w:t>eax</w:t>
+      </w:r>
+      <w:proofErr w:type="spellEnd"/>
     </w:p>
     <w:p>
       <w:pPr>
         <w:pStyle w:val="a6"/>
       </w:pPr>
       <w:r>
-        <w:t>9f: ff d5                   call   ebp</w:t>
-      </w:r>
+        <w:t xml:space="preserve">9f: ff d5                   call   </w:t>
+      </w:r>
+      <w:proofErr w:type="spellStart"/>
+      <w:r>
+        <w:t>ebp</w:t>
+      </w:r>
+      <w:proofErr w:type="spellEnd"/>
     </w:p>
     <w:p>
       <w:pPr>
@@ -8547,69 +9241,114 @@
         </w:rPr>
         <w:t xml:space="preserve">96 </w:t>
       </w:r>
+      <w:proofErr w:type="spellStart"/>
       <w:r>
         <w:t>xchg</w:t>
       </w:r>
+      <w:proofErr w:type="spellEnd"/>
       <w:r>
         <w:rPr>
           <w:lang w:val="ru-RU"/>
         </w:rPr>
         <w:t xml:space="preserve"> </w:t>
       </w:r>
+      <w:proofErr w:type="spellStart"/>
       <w:r>
         <w:t>eax</w:t>
       </w:r>
+      <w:proofErr w:type="spellEnd"/>
       <w:r>
         <w:rPr>
           <w:lang w:val="ru-RU"/>
         </w:rPr>
         <w:t xml:space="preserve">, </w:t>
       </w:r>
+      <w:proofErr w:type="spellStart"/>
+      <w:proofErr w:type="gramStart"/>
       <w:r>
         <w:t>esi</w:t>
       </w:r>
+      <w:proofErr w:type="spellEnd"/>
       <w:r>
         <w:rPr>
           <w:lang w:val="ru-RU"/>
         </w:rPr>
-        <w:t xml:space="preserve"> ; на наше время сохраняем </w:t>
-      </w:r>
+        <w:t xml:space="preserve"> ;</w:t>
+      </w:r>
+      <w:proofErr w:type="gramEnd"/>
+      <w:r>
+        <w:rPr>
+          <w:lang w:val="ru-RU"/>
+        </w:rPr>
+        <w:t xml:space="preserve"> на наше время сохраняем </w:t>
+      </w:r>
+      <w:proofErr w:type="spellStart"/>
       <w:r>
         <w:t>getMessageBox</w:t>
       </w:r>
+      <w:proofErr w:type="spellEnd"/>
       <w:r>
         <w:rPr>
           <w:lang w:val="ru-RU"/>
         </w:rPr>
         <w:t xml:space="preserve"> в </w:t>
       </w:r>
+      <w:proofErr w:type="spellStart"/>
       <w:r>
         <w:t>esi</w:t>
       </w:r>
+      <w:proofErr w:type="spellEnd"/>
     </w:p>
     <w:p>
       <w:pPr>
         <w:pStyle w:val="a6"/>
       </w:pPr>
-      <w:r>
-        <w:t>;GetLocalTime</w:t>
-      </w:r>
+      <w:proofErr w:type="gramStart"/>
+      <w:r>
+        <w:t>;</w:t>
+      </w:r>
+      <w:proofErr w:type="spellStart"/>
+      <w:r>
+        <w:t>GetLocalTime</w:t>
+      </w:r>
+      <w:proofErr w:type="spellEnd"/>
+      <w:proofErr w:type="gramEnd"/>
     </w:p>
     <w:p>
       <w:pPr>
         <w:pStyle w:val="a6"/>
       </w:pPr>
       <w:r>
-        <w:t>a1: 31 c9                   xor    ecx,ecx</w:t>
-      </w:r>
+        <w:t xml:space="preserve">a1: 31 c9                   </w:t>
+      </w:r>
+      <w:proofErr w:type="spellStart"/>
+      <w:r>
+        <w:t>xor</w:t>
+      </w:r>
+      <w:proofErr w:type="spellEnd"/>
+      <w:r>
+        <w:t xml:space="preserve">    </w:t>
+      </w:r>
+      <w:proofErr w:type="spellStart"/>
+      <w:proofErr w:type="gramStart"/>
+      <w:r>
+        <w:t>ecx,ecx</w:t>
+      </w:r>
+      <w:proofErr w:type="spellEnd"/>
+      <w:proofErr w:type="gramEnd"/>
     </w:p>
     <w:p>
       <w:pPr>
         <w:pStyle w:val="a6"/>
       </w:pPr>
       <w:r>
-        <w:t>a3: 51                      push   ecx</w:t>
-      </w:r>
+        <w:t xml:space="preserve">a3: 51                      push   </w:t>
+      </w:r>
+      <w:proofErr w:type="spellStart"/>
+      <w:r>
+        <w:t>ecx</w:t>
+      </w:r>
+      <w:proofErr w:type="spellEnd"/>
     </w:p>
     <w:p>
       <w:pPr>
@@ -8640,57 +9379,106 @@
         <w:pStyle w:val="a6"/>
       </w:pPr>
       <w:r>
-        <w:lastRenderedPageBreak/>
-        <w:t>b3: 54                      push   esp</w:t>
-      </w:r>
+        <w:t xml:space="preserve">b3: 54                      push   </w:t>
+      </w:r>
+      <w:proofErr w:type="spellStart"/>
+      <w:r>
+        <w:t>esp</w:t>
+      </w:r>
+      <w:proofErr w:type="spellEnd"/>
     </w:p>
     <w:p>
       <w:pPr>
         <w:pStyle w:val="a6"/>
       </w:pPr>
       <w:r>
-        <w:t>b4: 53                      push   ebx</w:t>
-      </w:r>
+        <w:t xml:space="preserve">b4: 53                      push   </w:t>
+      </w:r>
+      <w:proofErr w:type="spellStart"/>
+      <w:r>
+        <w:t>ebx</w:t>
+      </w:r>
+      <w:proofErr w:type="spellEnd"/>
     </w:p>
     <w:p>
       <w:pPr>
         <w:pStyle w:val="a6"/>
       </w:pPr>
       <w:r>
-        <w:t>b5: ff d5                   call   ebp</w:t>
-      </w:r>
+        <w:t xml:space="preserve">b5: ff d5                   call   </w:t>
+      </w:r>
+      <w:proofErr w:type="spellStart"/>
+      <w:r>
+        <w:t>ebp</w:t>
+      </w:r>
+      <w:proofErr w:type="spellEnd"/>
     </w:p>
     <w:p>
       <w:pPr>
         <w:pStyle w:val="a6"/>
       </w:pPr>
       <w:r>
-        <w:t>b7: 83 ec 10                sub    esp,0x10</w:t>
+        <w:t xml:space="preserve">b7: 83 </w:t>
+      </w:r>
+      <w:proofErr w:type="spellStart"/>
+      <w:r>
+        <w:t>ec</w:t>
+      </w:r>
+      <w:proofErr w:type="spellEnd"/>
+      <w:r>
+        <w:t xml:space="preserve"> 10                sub    esp,0x10</w:t>
       </w:r>
     </w:p>
     <w:p>
       <w:pPr>
         <w:pStyle w:val="a6"/>
       </w:pPr>
-      <w:r>
-        <w:t>ba: 89 e3                   mov    ebx,esp</w:t>
-      </w:r>
+      <w:proofErr w:type="spellStart"/>
+      <w:r>
+        <w:t>ba</w:t>
+      </w:r>
+      <w:proofErr w:type="spellEnd"/>
+      <w:r>
+        <w:t xml:space="preserve">: 89 e3                   mov    </w:t>
+      </w:r>
+      <w:proofErr w:type="spellStart"/>
+      <w:proofErr w:type="gramStart"/>
+      <w:r>
+        <w:t>ebx,esp</w:t>
+      </w:r>
+      <w:proofErr w:type="spellEnd"/>
+      <w:proofErr w:type="gramEnd"/>
     </w:p>
     <w:p>
       <w:pPr>
         <w:pStyle w:val="a6"/>
       </w:pPr>
-      <w:r>
-        <w:t>bc: 53                      push   ebx</w:t>
-      </w:r>
+      <w:proofErr w:type="spellStart"/>
+      <w:r>
+        <w:t>bc</w:t>
+      </w:r>
+      <w:proofErr w:type="spellEnd"/>
+      <w:r>
+        <w:t xml:space="preserve">: 53                      push   </w:t>
+      </w:r>
+      <w:proofErr w:type="spellStart"/>
+      <w:r>
+        <w:t>ebx</w:t>
+      </w:r>
+      <w:proofErr w:type="spellEnd"/>
     </w:p>
     <w:p>
       <w:pPr>
         <w:pStyle w:val="a6"/>
       </w:pPr>
       <w:r>
-        <w:t>bd: ff d0                   call   eax</w:t>
-      </w:r>
+        <w:t xml:space="preserve">bd: ff d0                   call   </w:t>
+      </w:r>
+      <w:proofErr w:type="spellStart"/>
+      <w:r>
+        <w:t>eax</w:t>
+      </w:r>
+      <w:proofErr w:type="spellEnd"/>
     </w:p>
     <w:p>
       <w:pPr>
@@ -8720,7 +9508,28 @@
         <w:pStyle w:val="a6"/>
       </w:pPr>
       <w:r>
-        <w:t>4:  0f b7 43 02             movzx  eax,WORD PTR [ebx+0x2]</w:t>
+        <w:t xml:space="preserve">4:  0f b7 43 02             </w:t>
+      </w:r>
+      <w:proofErr w:type="spellStart"/>
+      <w:proofErr w:type="gramStart"/>
+      <w:r>
+        <w:t>movzx</w:t>
+      </w:r>
+      <w:proofErr w:type="spellEnd"/>
+      <w:r>
+        <w:t xml:space="preserve">  </w:t>
+      </w:r>
+      <w:proofErr w:type="spellStart"/>
+      <w:r>
+        <w:t>eax</w:t>
+      </w:r>
+      <w:proofErr w:type="gramEnd"/>
+      <w:r>
+        <w:t>,WORD</w:t>
+      </w:r>
+      <w:proofErr w:type="spellEnd"/>
+      <w:r>
+        <w:t xml:space="preserve"> PTR [ebx+0x2]</w:t>
       </w:r>
     </w:p>
     <w:p>
@@ -8728,8 +9537,23 @@
         <w:pStyle w:val="a6"/>
       </w:pPr>
       <w:r>
-        <w:t>0:  31 c9                   xor    ecx,ecx</w:t>
-      </w:r>
+        <w:t xml:space="preserve">0:  31 c9                   </w:t>
+      </w:r>
+      <w:proofErr w:type="spellStart"/>
+      <w:r>
+        <w:t>xor</w:t>
+      </w:r>
+      <w:proofErr w:type="spellEnd"/>
+      <w:r>
+        <w:t xml:space="preserve">    </w:t>
+      </w:r>
+      <w:proofErr w:type="spellStart"/>
+      <w:proofErr w:type="gramStart"/>
+      <w:r>
+        <w:t>ecx,ecx</w:t>
+      </w:r>
+      <w:proofErr w:type="spellEnd"/>
+      <w:proofErr w:type="gramEnd"/>
     </w:p>
     <w:p>
       <w:pPr>
@@ -8744,7 +9568,15 @@
         <w:pStyle w:val="a6"/>
       </w:pPr>
       <w:r>
-        <w:t>4:  f6 f9                   idiv   cl</w:t>
+        <w:t xml:space="preserve">4:  f6 f9                   </w:t>
+      </w:r>
+      <w:proofErr w:type="spellStart"/>
+      <w:r>
+        <w:t>idiv</w:t>
+      </w:r>
+      <w:proofErr w:type="spellEnd"/>
+      <w:r>
+        <w:t xml:space="preserve">   cl</w:t>
       </w:r>
     </w:p>
     <w:p>
@@ -8776,15 +9608,41 @@
         <w:pStyle w:val="a6"/>
       </w:pPr>
       <w:r>
-        <w:t>10: 50                      push   eax</w:t>
-      </w:r>
+        <w:t xml:space="preserve">10: 50                      push   </w:t>
+      </w:r>
+      <w:proofErr w:type="spellStart"/>
+      <w:r>
+        <w:t>eax</w:t>
+      </w:r>
+      <w:proofErr w:type="spellEnd"/>
     </w:p>
     <w:p>
       <w:pPr>
         <w:pStyle w:val="a6"/>
       </w:pPr>
       <w:r>
-        <w:t>11: 0f b7 43 06             movzx  eax,WORD PTR [ebx+0x6]</w:t>
+        <w:t xml:space="preserve">11: 0f b7 43 06             </w:t>
+      </w:r>
+      <w:proofErr w:type="spellStart"/>
+      <w:proofErr w:type="gramStart"/>
+      <w:r>
+        <w:t>movzx</w:t>
+      </w:r>
+      <w:proofErr w:type="spellEnd"/>
+      <w:r>
+        <w:t xml:space="preserve">  </w:t>
+      </w:r>
+      <w:proofErr w:type="spellStart"/>
+      <w:r>
+        <w:t>eax</w:t>
+      </w:r>
+      <w:proofErr w:type="gramEnd"/>
+      <w:r>
+        <w:t>,WORD</w:t>
+      </w:r>
+      <w:proofErr w:type="spellEnd"/>
+      <w:r>
+        <w:t xml:space="preserve"> PTR [ebx+0x6]</w:t>
       </w:r>
     </w:p>
     <w:p>
@@ -8800,7 +9658,15 @@
         <w:pStyle w:val="a6"/>
       </w:pPr>
       <w:r>
-        <w:t>17: f6 f9                   idiv   cl</w:t>
+        <w:t xml:space="preserve">17: f6 f9                   </w:t>
+      </w:r>
+      <w:proofErr w:type="spellStart"/>
+      <w:r>
+        <w:t>idiv</w:t>
+      </w:r>
+      <w:proofErr w:type="spellEnd"/>
+      <w:r>
+        <w:t xml:space="preserve">   cl</w:t>
       </w:r>
     </w:p>
     <w:p>
@@ -8832,32 +9698,64 @@
         <w:pStyle w:val="a6"/>
       </w:pPr>
       <w:r>
-        <w:t>23: 50                      push   eax</w:t>
-      </w:r>
+        <w:t xml:space="preserve">23: 50                      push   </w:t>
+      </w:r>
+      <w:proofErr w:type="spellStart"/>
+      <w:r>
+        <w:t>eax</w:t>
+      </w:r>
+      <w:proofErr w:type="spellEnd"/>
     </w:p>
     <w:p>
       <w:pPr>
         <w:pStyle w:val="a6"/>
       </w:pPr>
       <w:r>
-        <w:t>24: 89 e1                   mov    ecx,esp</w:t>
-      </w:r>
+        <w:t xml:space="preserve">24: 89 e1                   mov    </w:t>
+      </w:r>
+      <w:proofErr w:type="spellStart"/>
+      <w:proofErr w:type="gramStart"/>
+      <w:r>
+        <w:t>ecx,esp</w:t>
+      </w:r>
+      <w:proofErr w:type="spellEnd"/>
+      <w:proofErr w:type="gramEnd"/>
     </w:p>
     <w:p>
       <w:pPr>
         <w:pStyle w:val="a6"/>
       </w:pPr>
       <w:r>
-        <w:t>26: 31 c0                   xor    eax,eax</w:t>
-      </w:r>
+        <w:t xml:space="preserve">26: 31 c0                   </w:t>
+      </w:r>
+      <w:proofErr w:type="spellStart"/>
+      <w:r>
+        <w:t>xor</w:t>
+      </w:r>
+      <w:proofErr w:type="spellEnd"/>
+      <w:r>
+        <w:t xml:space="preserve">    </w:t>
+      </w:r>
+      <w:proofErr w:type="spellStart"/>
+      <w:proofErr w:type="gramStart"/>
+      <w:r>
+        <w:t>eax,eax</w:t>
+      </w:r>
+      <w:proofErr w:type="spellEnd"/>
+      <w:proofErr w:type="gramEnd"/>
     </w:p>
     <w:p>
       <w:pPr>
         <w:pStyle w:val="a6"/>
       </w:pPr>
       <w:r>
-        <w:t>28: 50                      push   eax</w:t>
-      </w:r>
+        <w:t xml:space="preserve">28: 50                      push   </w:t>
+      </w:r>
+      <w:proofErr w:type="spellStart"/>
+      <w:r>
+        <w:t>eax</w:t>
+      </w:r>
+      <w:proofErr w:type="spellEnd"/>
     </w:p>
     <w:p>
       <w:pPr>
@@ -8868,25 +9766,50 @@
       <w:pPr>
         <w:pStyle w:val="a6"/>
       </w:pPr>
-      <w:r>
-        <w:t>;push 0x111111</w:t>
+      <w:proofErr w:type="gramStart"/>
+      <w:r>
+        <w:t>;push</w:t>
+      </w:r>
+      <w:proofErr w:type="gramEnd"/>
+      <w:r>
+        <w:t xml:space="preserve"> 0x111111</w:t>
       </w:r>
     </w:p>
     <w:p>
       <w:pPr>
         <w:pStyle w:val="a6"/>
       </w:pPr>
-      <w:r>
-        <w:t>;push ebx</w:t>
-      </w:r>
+      <w:proofErr w:type="gramStart"/>
+      <w:r>
+        <w:t>;push</w:t>
+      </w:r>
+      <w:proofErr w:type="gramEnd"/>
+      <w:r>
+        <w:t xml:space="preserve"> </w:t>
+      </w:r>
+      <w:proofErr w:type="spellStart"/>
+      <w:r>
+        <w:t>ebx</w:t>
+      </w:r>
+      <w:proofErr w:type="spellEnd"/>
     </w:p>
     <w:p>
       <w:pPr>
         <w:pStyle w:val="a6"/>
       </w:pPr>
-      <w:r>
-        <w:t>;call sprintf</w:t>
-      </w:r>
+      <w:proofErr w:type="gramStart"/>
+      <w:r>
+        <w:t>;call</w:t>
+      </w:r>
+      <w:proofErr w:type="gramEnd"/>
+      <w:r>
+        <w:t xml:space="preserve"> </w:t>
+      </w:r>
+      <w:proofErr w:type="spellStart"/>
+      <w:r>
+        <w:t>sprintf</w:t>
+      </w:r>
+      <w:proofErr w:type="spellEnd"/>
     </w:p>
     <w:p>
       <w:pPr>
@@ -8898,16 +9821,26 @@
         <w:pStyle w:val="a6"/>
       </w:pPr>
       <w:r>
-        <w:t>bf: 90                      nop</w:t>
-      </w:r>
+        <w:t xml:space="preserve">bf: 90                      </w:t>
+      </w:r>
+      <w:proofErr w:type="spellStart"/>
+      <w:r>
+        <w:t>nop</w:t>
+      </w:r>
+      <w:proofErr w:type="spellEnd"/>
     </w:p>
     <w:p>
       <w:pPr>
         <w:pStyle w:val="a6"/>
       </w:pPr>
       <w:r>
-        <w:t>c0: 90                      nop</w:t>
-      </w:r>
+        <w:t xml:space="preserve">c0: 90                      </w:t>
+      </w:r>
+      <w:proofErr w:type="spellStart"/>
+      <w:r>
+        <w:t>nop</w:t>
+      </w:r>
+      <w:proofErr w:type="spellEnd"/>
     </w:p>
     <w:p>
       <w:pPr>
@@ -8918,9 +9851,27 @@
       <w:pPr>
         <w:pStyle w:val="a6"/>
       </w:pPr>
-      <w:r>
-        <w:t>xchg eax, esi</w:t>
-      </w:r>
+      <w:proofErr w:type="spellStart"/>
+      <w:r>
+        <w:t>xchg</w:t>
+      </w:r>
+      <w:proofErr w:type="spellEnd"/>
+      <w:r>
+        <w:t xml:space="preserve"> </w:t>
+      </w:r>
+      <w:proofErr w:type="spellStart"/>
+      <w:r>
+        <w:t>eax</w:t>
+      </w:r>
+      <w:proofErr w:type="spellEnd"/>
+      <w:r>
+        <w:t xml:space="preserve">, </w:t>
+      </w:r>
+      <w:proofErr w:type="spellStart"/>
+      <w:r>
+        <w:t>esi</w:t>
+      </w:r>
+      <w:proofErr w:type="spellEnd"/>
     </w:p>
     <w:p>
       <w:pPr>
@@ -8931,8 +9882,13 @@
       <w:pPr>
         <w:pStyle w:val="a6"/>
       </w:pPr>
-      <w:r>
-        <w:t>;MessageBoxA-2.0</w:t>
+      <w:proofErr w:type="gramStart"/>
+      <w:r>
+        <w:t>;MessageBoxA</w:t>
+      </w:r>
+      <w:proofErr w:type="gramEnd"/>
+      <w:r>
+        <w:t>-2.0</w:t>
       </w:r>
     </w:p>
     <w:p>
@@ -8953,8 +9909,15 @@
         <w:pStyle w:val="a6"/>
       </w:pPr>
       <w:r>
-        <w:t>5:  89 e7                   mov    edi,esp</w:t>
-      </w:r>
+        <w:t xml:space="preserve">5:  89 e7                   mov    </w:t>
+      </w:r>
+      <w:proofErr w:type="spellStart"/>
+      <w:proofErr w:type="gramStart"/>
+      <w:r>
+        <w:t>edi,esp</w:t>
+      </w:r>
+      <w:proofErr w:type="spellEnd"/>
+      <w:proofErr w:type="gramEnd"/>
     </w:p>
     <w:p>
       <w:pPr>
@@ -8969,16 +9932,26 @@
         <w:pStyle w:val="a6"/>
       </w:pPr>
       <w:r>
-        <w:t>9:  57                      push   edi</w:t>
-      </w:r>
+        <w:t xml:space="preserve">9:  57                      push   </w:t>
+      </w:r>
+      <w:proofErr w:type="spellStart"/>
+      <w:r>
+        <w:t>edi</w:t>
+      </w:r>
+      <w:proofErr w:type="spellEnd"/>
     </w:p>
     <w:p>
       <w:pPr>
         <w:pStyle w:val="a6"/>
       </w:pPr>
       <w:r>
-        <w:t>a:  51                      push   ecx</w:t>
-      </w:r>
+        <w:t xml:space="preserve">a:  51                      push   </w:t>
+      </w:r>
+      <w:proofErr w:type="spellStart"/>
+      <w:r>
+        <w:t>ecx</w:t>
+      </w:r>
+      <w:proofErr w:type="spellEnd"/>
     </w:p>
     <w:p>
       <w:pPr>
@@ -8993,8 +9966,13 @@
         <w:pStyle w:val="a6"/>
       </w:pPr>
       <w:r>
-        <w:t>d:  ff d0                   call   eax</w:t>
-      </w:r>
+        <w:t xml:space="preserve">d:  ff d0                   call   </w:t>
+      </w:r>
+      <w:proofErr w:type="spellStart"/>
+      <w:r>
+        <w:t>eax</w:t>
+      </w:r>
+      <w:proofErr w:type="spellEnd"/>
     </w:p>
     <w:p>
       <w:pPr>
@@ -9010,9 +9988,11 @@
       <w:pPr>
         <w:pStyle w:val="a6"/>
       </w:pPr>
+      <w:proofErr w:type="gramStart"/>
       <w:r>
         <w:t>;Exit</w:t>
       </w:r>
+      <w:proofErr w:type="gramEnd"/>
     </w:p>
     <w:p>
       <w:pPr>
@@ -9035,7 +10015,15 @@
         <w:pStyle w:val="a6"/>
       </w:pPr>
       <w:r>
-        <w:t>f0: 66 83 6c 24 03 61       sub    WORD PTR [esp+0x3],0x61</w:t>
+        <w:t xml:space="preserve">f0: 66 83 6c 24 03 61       </w:t>
+      </w:r>
+      <w:proofErr w:type="gramStart"/>
+      <w:r>
+        <w:t>sub    WORD PTR</w:t>
+      </w:r>
+      <w:proofErr w:type="gramEnd"/>
+      <w:r>
+        <w:t xml:space="preserve"> [esp+0x3],0x61</w:t>
       </w:r>
     </w:p>
     <w:p>
@@ -9059,48 +10047,88 @@
         <w:pStyle w:val="a6"/>
       </w:pPr>
       <w:r>
-        <w:t>100:    54                      push   esp</w:t>
-      </w:r>
+        <w:t xml:space="preserve">100:    54                      push   </w:t>
+      </w:r>
+      <w:proofErr w:type="spellStart"/>
+      <w:r>
+        <w:t>esp</w:t>
+      </w:r>
+      <w:proofErr w:type="spellEnd"/>
     </w:p>
     <w:p>
       <w:pPr>
         <w:pStyle w:val="a6"/>
       </w:pPr>
       <w:r>
-        <w:t>101:    53                      push   ebx</w:t>
-      </w:r>
+        <w:t xml:space="preserve">101:    53                      push   </w:t>
+      </w:r>
+      <w:proofErr w:type="spellStart"/>
+      <w:r>
+        <w:t>ebx</w:t>
+      </w:r>
+      <w:proofErr w:type="spellEnd"/>
     </w:p>
     <w:p>
       <w:pPr>
         <w:pStyle w:val="a6"/>
       </w:pPr>
       <w:r>
-        <w:t>102:    ff d5                   call   ebp</w:t>
-      </w:r>
+        <w:t xml:space="preserve">102:    ff d5                   call   </w:t>
+      </w:r>
+      <w:proofErr w:type="spellStart"/>
+      <w:r>
+        <w:t>ebp</w:t>
+      </w:r>
+      <w:proofErr w:type="spellEnd"/>
     </w:p>
     <w:p>
       <w:pPr>
         <w:pStyle w:val="a6"/>
       </w:pPr>
       <w:r>
-        <w:t>104:    31 c9                   xor    ecx,ecx</w:t>
-      </w:r>
+        <w:t xml:space="preserve">104:    31 c9                   </w:t>
+      </w:r>
+      <w:proofErr w:type="spellStart"/>
+      <w:r>
+        <w:t>xor</w:t>
+      </w:r>
+      <w:proofErr w:type="spellEnd"/>
+      <w:r>
+        <w:t xml:space="preserve">    </w:t>
+      </w:r>
+      <w:proofErr w:type="spellStart"/>
+      <w:proofErr w:type="gramStart"/>
+      <w:r>
+        <w:t>ecx,ecx</w:t>
+      </w:r>
+      <w:proofErr w:type="spellEnd"/>
+      <w:proofErr w:type="gramEnd"/>
     </w:p>
     <w:p>
       <w:pPr>
         <w:pStyle w:val="a6"/>
       </w:pPr>
       <w:r>
-        <w:t>106:    51                      push   ecx</w:t>
-      </w:r>
+        <w:t xml:space="preserve">106:    51                      push   </w:t>
+      </w:r>
+      <w:proofErr w:type="spellStart"/>
+      <w:r>
+        <w:t>ecx</w:t>
+      </w:r>
+      <w:proofErr w:type="spellEnd"/>
     </w:p>
     <w:p>
       <w:pPr>
         <w:pStyle w:val="a6"/>
       </w:pPr>
       <w:r>
-        <w:t>107:    ff d0                   call   eax</w:t>
-      </w:r>
+        <w:t xml:space="preserve">107:    ff d0                   call   </w:t>
+      </w:r>
+      <w:proofErr w:type="spellStart"/>
+      <w:r>
+        <w:t>eax</w:t>
+      </w:r>
+      <w:proofErr w:type="spellEnd"/>
     </w:p>
     <w:p>
       <w:pPr>
@@ -9147,7 +10175,6 @@
           <w:b/>
           <w:bCs/>
         </w:rPr>
-        <w:lastRenderedPageBreak/>
         <w:t>Эксплуатация приложения «</w:t>
       </w:r>
       <w:r>
@@ -9156,8 +10183,36 @@
           <w:b/>
           <w:bCs/>
         </w:rPr>
-        <w:t>Easy RM to MP3 Converter</w:t>
-      </w:r>
+        <w:t xml:space="preserve">Easy RM </w:t>
+      </w:r>
+      <w:proofErr w:type="spellStart"/>
+      <w:r>
+        <w:rPr>
+          <w:rFonts w:eastAsia="Times New Roman" w:cs="Times New Roman"/>
+          <w:b/>
+          <w:bCs/>
+        </w:rPr>
+        <w:t>to</w:t>
+      </w:r>
+      <w:proofErr w:type="spellEnd"/>
+      <w:r>
+        <w:rPr>
+          <w:rFonts w:eastAsia="Times New Roman" w:cs="Times New Roman"/>
+          <w:b/>
+          <w:bCs/>
+        </w:rPr>
+        <w:t xml:space="preserve"> MP3 </w:t>
+      </w:r>
+      <w:proofErr w:type="spellStart"/>
+      <w:r>
+        <w:rPr>
+          <w:rFonts w:eastAsia="Times New Roman" w:cs="Times New Roman"/>
+          <w:b/>
+          <w:bCs/>
+        </w:rPr>
+        <w:t>Converter</w:t>
+      </w:r>
+      <w:proofErr w:type="spellEnd"/>
       <w:r>
         <w:rPr>
           <w:rFonts w:eastAsia="Times New Roman" w:cs="Times New Roman"/>
@@ -9213,9 +10268,34 @@
       <w:r>
         <w:rPr>
           <w:rFonts w:eastAsia="Times New Roman" w:cs="Times New Roman"/>
+        </w:rPr>
+        <w:t>.</w:t>
+      </w:r>
+      <w:r>
+        <w:rPr>
+          <w:rFonts w:eastAsia="Times New Roman" w:cs="Times New Roman"/>
           <w:lang w:val="en-US"/>
         </w:rPr>
-        <w:t xml:space="preserve">.m3u. </w:t>
+        <w:t>m</w:t>
+      </w:r>
+      <w:r>
+        <w:rPr>
+          <w:rFonts w:eastAsia="Times New Roman" w:cs="Times New Roman"/>
+        </w:rPr>
+        <w:t>3</w:t>
+      </w:r>
+      <w:r>
+        <w:rPr>
+          <w:rFonts w:eastAsia="Times New Roman" w:cs="Times New Roman"/>
+          <w:lang w:val="en-US"/>
+        </w:rPr>
+        <w:t>u</w:t>
+      </w:r>
+      <w:r>
+        <w:rPr>
+          <w:rFonts w:eastAsia="Times New Roman" w:cs="Times New Roman"/>
+        </w:rPr>
+        <w:t xml:space="preserve">. </w:t>
       </w:r>
       <w:r>
         <w:rPr>
@@ -9498,13 +10578,7 @@
         <w:rPr>
           <w:rFonts w:eastAsia="Times New Roman" w:cs="Times New Roman"/>
         </w:rPr>
-        <w:t>цепочки</w:t>
-      </w:r>
-      <w:r>
-        <w:rPr>
-          <w:rFonts w:eastAsia="Times New Roman" w:cs="Times New Roman"/>
-        </w:rPr>
-        <w:t xml:space="preserve">, </w:t>
+        <w:t xml:space="preserve">цепочки, </w:t>
       </w:r>
       <w:r>
         <w:rPr>
@@ -9543,6 +10617,7 @@
         </w:rPr>
         <w:t>.</w:t>
       </w:r>
+      <w:proofErr w:type="spellStart"/>
       <w:r>
         <w:rPr>
           <w:rFonts w:eastAsia="Times New Roman" w:cs="Times New Roman"/>
@@ -9550,6 +10625,7 @@
         </w:rPr>
         <w:t>py</w:t>
       </w:r>
+      <w:proofErr w:type="spellEnd"/>
       <w:r>
         <w:rPr>
           <w:rFonts w:eastAsia="Times New Roman" w:cs="Times New Roman"/>
